--- a/ovinger/datakommunikasjon/DKØ1 - Lagmodell og Wireshark.docx
+++ b/ovinger/datakommunikasjon/DKØ1 - Lagmodell og Wireshark.docx
@@ -7,23 +7,27 @@
         <w:pStyle w:val="Heading1"/>
         <w:rPr>
           <w:b/>
+          <w:color w:val="000000" w:themeColor="text1"/>
         </w:rPr>
       </w:pPr>
       <w:r>
         <w:rPr>
           <w:b/>
+          <w:color w:val="000000" w:themeColor="text1"/>
         </w:rPr>
         <w:t>Øving</w:t>
       </w:r>
       <w:r>
         <w:rPr>
           <w:b/>
+          <w:color w:val="000000" w:themeColor="text1"/>
         </w:rPr>
         <w:t xml:space="preserve"> til </w:t>
       </w:r>
       <w:r>
         <w:rPr>
           <w:b/>
+          <w:color w:val="000000" w:themeColor="text1"/>
         </w:rPr>
         <w:t xml:space="preserve">Lagmodell og </w:t>
       </w:r>
@@ -31,12 +35,14 @@
       <w:r>
         <w:rPr>
           <w:b/>
+          <w:color w:val="000000" w:themeColor="text1"/>
         </w:rPr>
         <w:t>Wi</w:t>
       </w:r>
       <w:r>
         <w:rPr>
           <w:b/>
+          <w:color w:val="000000" w:themeColor="text1"/>
         </w:rPr>
         <w:t>reshark</w:t>
       </w:r>
@@ -44,232 +50,406 @@
       <w:r>
         <w:rPr>
           <w:b/>
+          <w:color w:val="000000" w:themeColor="text1"/>
         </w:rPr>
         <w:t xml:space="preserve"> </w:t>
-      </w:r>
-    </w:p>
-    <w:p/>
-    <w:p>
-      <w:r>
-        <w:t xml:space="preserve">Hensikten med øvingen er å bli kjent med </w:t>
-      </w:r>
-      <w:r>
-        <w:t xml:space="preserve">Lagmodellen (forenklet 5-lag OSI) ved å analysere pakkefangst med </w:t>
-      </w:r>
-      <w:proofErr w:type="spellStart"/>
-      <w:r>
-        <w:t>Wireshark</w:t>
-      </w:r>
-      <w:proofErr w:type="spellEnd"/>
-      <w:r>
-        <w:t xml:space="preserve"> </w:t>
-      </w:r>
-      <w:r>
-        <w:t>(WS)</w:t>
-      </w:r>
-      <w:r>
-        <w:t>.</w:t>
       </w:r>
     </w:p>
     <w:p>
       <w:pPr>
         <w:rPr>
-          <w:b/>
-          <w:bCs/>
-        </w:rPr>
-      </w:pPr>
-      <w:r>
-        <w:rPr>
-          <w:b/>
-          <w:bCs/>
-        </w:rPr>
-        <w:t>0</w:t>
-      </w:r>
-      <w:r>
-        <w:rPr>
-          <w:b/>
-          <w:bCs/>
-        </w:rPr>
-        <w:t xml:space="preserve">. Få en hensiktsmessig </w:t>
-      </w:r>
-      <w:r>
-        <w:rPr>
-          <w:b/>
-          <w:bCs/>
-        </w:rPr>
-        <w:t>p</w:t>
-      </w:r>
-      <w:r>
-        <w:rPr>
-          <w:b/>
-          <w:bCs/>
-        </w:rPr>
-        <w:t>akkefangst</w:t>
-      </w:r>
+          <w:color w:val="000000" w:themeColor="text1"/>
+        </w:rPr>
+      </w:pPr>
     </w:p>
     <w:p>
-      <w:r>
-        <w:t xml:space="preserve">Pakkefangst med </w:t>
+      <w:pPr>
+        <w:rPr>
+          <w:color w:val="000000" w:themeColor="text1"/>
+        </w:rPr>
+      </w:pPr>
+      <w:r>
+        <w:rPr>
+          <w:color w:val="000000" w:themeColor="text1"/>
+        </w:rPr>
+        <w:t xml:space="preserve">Hensikten med øvingen er å bli kjent med </w:t>
+      </w:r>
+      <w:r>
+        <w:rPr>
+          <w:color w:val="000000" w:themeColor="text1"/>
+        </w:rPr>
+        <w:t xml:space="preserve">Lagmodellen (forenklet 5-lag OSI) ved å analysere pakkefangst med </w:t>
       </w:r>
       <w:proofErr w:type="spellStart"/>
       <w:r>
+        <w:rPr>
+          <w:color w:val="000000" w:themeColor="text1"/>
+        </w:rPr>
         <w:t>Wireshark</w:t>
       </w:r>
       <w:proofErr w:type="spellEnd"/>
       <w:r>
-        <w:t xml:space="preserve"> viser at det går en overveldende mengde pakker med mange ulike protokoller over trådløsnettet på campus</w:t>
-      </w:r>
-      <w:r>
-        <w:t>, og sikkert også på hjemmenettet</w:t>
-      </w:r>
-      <w:r>
-        <w:t xml:space="preserve">. Vi skal avgrense denne første undersøkelsen til en </w:t>
-      </w:r>
-      <w:r>
-        <w:t>usikret</w:t>
-      </w:r>
-      <w:r>
-        <w:t xml:space="preserve"> HTTP-webside</w:t>
-      </w:r>
-      <w:r>
+        <w:rPr>
+          <w:color w:val="000000" w:themeColor="text1"/>
+        </w:rPr>
+        <w:t xml:space="preserve"> </w:t>
+      </w:r>
+      <w:r>
+        <w:rPr>
+          <w:color w:val="000000" w:themeColor="text1"/>
+        </w:rPr>
+        <w:t>(WS)</w:t>
+      </w:r>
+      <w:r>
+        <w:rPr>
+          <w:color w:val="000000" w:themeColor="text1"/>
+        </w:rPr>
         <w:t>.</w:t>
       </w:r>
     </w:p>
     <w:p>
-      <w:r>
-        <w:t>a. Start fangst</w:t>
-      </w:r>
-      <w:r>
-        <w:t xml:space="preserve"> i </w:t>
-      </w:r>
-      <w:proofErr w:type="spellStart"/>
-      <w:r>
-        <w:t>Wireshark</w:t>
-      </w:r>
-      <w:proofErr w:type="spellEnd"/>
-      <w:r>
-        <w:t>: Når du s</w:t>
-      </w:r>
-      <w:r>
-        <w:t>tart</w:t>
-      </w:r>
-      <w:r>
-        <w:t>er</w:t>
-      </w:r>
-      <w:r>
-        <w:t xml:space="preserve"> </w:t>
-      </w:r>
-      <w:proofErr w:type="spellStart"/>
-      <w:r>
-        <w:t>Wireshark</w:t>
-      </w:r>
-      <w:proofErr w:type="spellEnd"/>
-      <w:r>
-        <w:t xml:space="preserve"> vise</w:t>
-      </w:r>
-      <w:r>
-        <w:t>s</w:t>
-      </w:r>
-      <w:r>
-        <w:t xml:space="preserve"> mange nettverkskort </w:t>
-      </w:r>
-      <w:r>
-        <w:t>på</w:t>
-      </w:r>
-      <w:r>
-        <w:t xml:space="preserve"> din pc.</w:t>
-      </w:r>
-      <w:r>
-        <w:t xml:space="preserve"> </w:t>
-      </w:r>
-      <w:r>
-        <w:t xml:space="preserve">Dobbeltklikk </w:t>
-      </w:r>
-      <w:r>
-        <w:t>på</w:t>
-      </w:r>
-      <w:r>
-        <w:t xml:space="preserve"> nettverkskort</w:t>
-      </w:r>
-      <w:r>
-        <w:t>et</w:t>
-      </w:r>
-      <w:r>
-        <w:t xml:space="preserve"> hvor det er aktivitet, </w:t>
-      </w:r>
-      <w:r>
-        <w:t xml:space="preserve">mest sannsynlig </w:t>
-      </w:r>
-      <w:proofErr w:type="spellStart"/>
-      <w:r>
-        <w:t>Wi-Fi</w:t>
-      </w:r>
-      <w:proofErr w:type="spellEnd"/>
-      <w:r>
-        <w:t xml:space="preserve"> kortet. </w:t>
-      </w:r>
-      <w:r>
-        <w:t xml:space="preserve"> </w:t>
+      <w:pPr>
+        <w:rPr>
+          <w:b/>
+          <w:bCs/>
+          <w:color w:val="000000" w:themeColor="text1"/>
+        </w:rPr>
+      </w:pPr>
+      <w:r>
+        <w:rPr>
+          <w:b/>
+          <w:bCs/>
+          <w:color w:val="000000" w:themeColor="text1"/>
+        </w:rPr>
+        <w:t>0</w:t>
+      </w:r>
+      <w:r>
+        <w:rPr>
+          <w:b/>
+          <w:bCs/>
+          <w:color w:val="000000" w:themeColor="text1"/>
+        </w:rPr>
+        <w:t xml:space="preserve">. Få en hensiktsmessig </w:t>
+      </w:r>
+      <w:r>
+        <w:rPr>
+          <w:b/>
+          <w:bCs/>
+          <w:color w:val="000000" w:themeColor="text1"/>
+        </w:rPr>
+        <w:t>p</w:t>
+      </w:r>
+      <w:r>
+        <w:rPr>
+          <w:b/>
+          <w:bCs/>
+          <w:color w:val="000000" w:themeColor="text1"/>
+        </w:rPr>
+        <w:t>akkefangst</w:t>
       </w:r>
     </w:p>
     <w:p>
-      <w:r>
+      <w:pPr>
+        <w:rPr>
+          <w:color w:val="000000" w:themeColor="text1"/>
+        </w:rPr>
+      </w:pPr>
+      <w:r>
+        <w:rPr>
+          <w:color w:val="000000" w:themeColor="text1"/>
+        </w:rPr>
+        <w:t xml:space="preserve">Pakkefangst med </w:t>
+      </w:r>
+      <w:proofErr w:type="spellStart"/>
+      <w:r>
+        <w:rPr>
+          <w:color w:val="000000" w:themeColor="text1"/>
+        </w:rPr>
+        <w:t>Wireshark</w:t>
+      </w:r>
+      <w:proofErr w:type="spellEnd"/>
+      <w:r>
+        <w:rPr>
+          <w:color w:val="000000" w:themeColor="text1"/>
+        </w:rPr>
+        <w:t xml:space="preserve"> viser at det går en overveldende mengde pakker med mange ulike protokoller over trådløsnettet på campus</w:t>
+      </w:r>
+      <w:r>
+        <w:rPr>
+          <w:color w:val="000000" w:themeColor="text1"/>
+        </w:rPr>
+        <w:t>, og sikkert også på hjemmenettet</w:t>
+      </w:r>
+      <w:r>
+        <w:rPr>
+          <w:color w:val="000000" w:themeColor="text1"/>
+        </w:rPr>
+        <w:t xml:space="preserve">. Vi skal avgrense denne første undersøkelsen til en </w:t>
+      </w:r>
+      <w:r>
+        <w:rPr>
+          <w:color w:val="000000" w:themeColor="text1"/>
+        </w:rPr>
+        <w:t>usikret</w:t>
+      </w:r>
+      <w:r>
+        <w:rPr>
+          <w:color w:val="000000" w:themeColor="text1"/>
+        </w:rPr>
+        <w:t xml:space="preserve"> HTTP-webside</w:t>
+      </w:r>
+      <w:r>
+        <w:rPr>
+          <w:color w:val="000000" w:themeColor="text1"/>
+        </w:rPr>
+        <w:t>.</w:t>
+      </w:r>
+      <w:r>
+        <w:rPr>
+          <w:color w:val="000000" w:themeColor="text1"/>
+        </w:rPr>
+        <w:t xml:space="preserve">  </w:t>
+      </w:r>
+    </w:p>
+    <w:p>
+      <w:pPr>
+        <w:rPr>
+          <w:color w:val="000000" w:themeColor="text1"/>
+        </w:rPr>
+      </w:pPr>
+      <w:r>
+        <w:rPr>
+          <w:color w:val="000000" w:themeColor="text1"/>
+        </w:rPr>
+        <w:t>a. Start fangst</w:t>
+      </w:r>
+      <w:r>
+        <w:rPr>
+          <w:color w:val="000000" w:themeColor="text1"/>
+        </w:rPr>
+        <w:t xml:space="preserve"> i </w:t>
+      </w:r>
+      <w:proofErr w:type="spellStart"/>
+      <w:r>
+        <w:rPr>
+          <w:color w:val="000000" w:themeColor="text1"/>
+        </w:rPr>
+        <w:t>Wireshark</w:t>
+      </w:r>
+      <w:proofErr w:type="spellEnd"/>
+      <w:r>
+        <w:rPr>
+          <w:color w:val="000000" w:themeColor="text1"/>
+        </w:rPr>
+        <w:t>: Når du s</w:t>
+      </w:r>
+      <w:r>
+        <w:rPr>
+          <w:color w:val="000000" w:themeColor="text1"/>
+        </w:rPr>
+        <w:t>tart</w:t>
+      </w:r>
+      <w:r>
+        <w:rPr>
+          <w:color w:val="000000" w:themeColor="text1"/>
+        </w:rPr>
+        <w:t>er</w:t>
+      </w:r>
+      <w:r>
+        <w:rPr>
+          <w:color w:val="000000" w:themeColor="text1"/>
+        </w:rPr>
+        <w:t xml:space="preserve"> </w:t>
+      </w:r>
+      <w:proofErr w:type="spellStart"/>
+      <w:r>
+        <w:rPr>
+          <w:color w:val="000000" w:themeColor="text1"/>
+        </w:rPr>
+        <w:t>Wireshark</w:t>
+      </w:r>
+      <w:proofErr w:type="spellEnd"/>
+      <w:r>
+        <w:rPr>
+          <w:color w:val="000000" w:themeColor="text1"/>
+        </w:rPr>
+        <w:t xml:space="preserve"> vise</w:t>
+      </w:r>
+      <w:r>
+        <w:rPr>
+          <w:color w:val="000000" w:themeColor="text1"/>
+        </w:rPr>
+        <w:t>s</w:t>
+      </w:r>
+      <w:r>
+        <w:rPr>
+          <w:color w:val="000000" w:themeColor="text1"/>
+        </w:rPr>
+        <w:t xml:space="preserve"> mange nettverkskort </w:t>
+      </w:r>
+      <w:r>
+        <w:rPr>
+          <w:color w:val="000000" w:themeColor="text1"/>
+        </w:rPr>
+        <w:t>på</w:t>
+      </w:r>
+      <w:r>
+        <w:rPr>
+          <w:color w:val="000000" w:themeColor="text1"/>
+        </w:rPr>
+        <w:t xml:space="preserve"> din pc. Dobbeltklikk på nettverkskortet hvor det er aktivitet, </w:t>
+      </w:r>
+      <w:r>
+        <w:rPr>
+          <w:color w:val="000000" w:themeColor="text1"/>
+        </w:rPr>
+        <w:t xml:space="preserve">mest sannsynlig </w:t>
+      </w:r>
+      <w:proofErr w:type="spellStart"/>
+      <w:r>
+        <w:rPr>
+          <w:color w:val="000000" w:themeColor="text1"/>
+        </w:rPr>
+        <w:t>Wi-Fi</w:t>
+      </w:r>
+      <w:proofErr w:type="spellEnd"/>
+      <w:r>
+        <w:rPr>
+          <w:color w:val="000000" w:themeColor="text1"/>
+        </w:rPr>
+        <w:t xml:space="preserve"> kortet.  </w:t>
+      </w:r>
+    </w:p>
+    <w:p>
+      <w:pPr>
+        <w:rPr>
+          <w:color w:val="000000" w:themeColor="text1"/>
+        </w:rPr>
+      </w:pPr>
+      <w:r>
+        <w:rPr>
+          <w:color w:val="000000" w:themeColor="text1"/>
+        </w:rPr>
+        <w:t>en0</w:t>
+      </w:r>
+    </w:p>
+    <w:p>
+      <w:pPr>
+        <w:rPr>
+          <w:color w:val="000000" w:themeColor="text1"/>
+        </w:rPr>
+      </w:pPr>
+      <w:r>
+        <w:rPr>
+          <w:color w:val="000000" w:themeColor="text1"/>
+        </w:rPr>
         <w:t xml:space="preserve">b. Gjør oppslag på </w:t>
       </w:r>
       <w:r>
         <w:rPr>
           <w:i/>
           <w:iCs/>
+          <w:color w:val="000000" w:themeColor="text1"/>
         </w:rPr>
         <w:t>datakom.no</w:t>
       </w:r>
       <w:r>
+        <w:rPr>
+          <w:color w:val="000000" w:themeColor="text1"/>
+        </w:rPr>
         <w:t xml:space="preserve"> eller annen web</w:t>
       </w:r>
       <w:r>
+        <w:rPr>
+          <w:color w:val="000000" w:themeColor="text1"/>
+        </w:rPr>
         <w:t>side</w:t>
       </w:r>
       <w:r>
+        <w:rPr>
+          <w:color w:val="000000" w:themeColor="text1"/>
+        </w:rPr>
         <w:t xml:space="preserve"> som</w:t>
       </w:r>
       <w:r>
+        <w:rPr>
+          <w:color w:val="000000" w:themeColor="text1"/>
+        </w:rPr>
         <w:t xml:space="preserve"> bruker </w:t>
       </w:r>
       <w:r>
+        <w:rPr>
+          <w:color w:val="000000" w:themeColor="text1"/>
+        </w:rPr>
         <w:t xml:space="preserve">usikret </w:t>
       </w:r>
       <w:r>
+        <w:rPr>
+          <w:color w:val="000000" w:themeColor="text1"/>
+        </w:rPr>
         <w:t>HTTP (ikke kryptert overføring</w:t>
       </w:r>
       <w:r>
+        <w:rPr>
+          <w:color w:val="000000" w:themeColor="text1"/>
+        </w:rPr>
         <w:t xml:space="preserve"> HTTPS</w:t>
       </w:r>
       <w:r>
+        <w:rPr>
+          <w:color w:val="000000" w:themeColor="text1"/>
+        </w:rPr>
         <w:t>)</w:t>
       </w:r>
     </w:p>
     <w:p>
-      <w:r>
+      <w:pPr>
+        <w:rPr>
+          <w:color w:val="000000" w:themeColor="text1"/>
+        </w:rPr>
+      </w:pPr>
+      <w:r>
+        <w:rPr>
+          <w:color w:val="000000" w:themeColor="text1"/>
+        </w:rPr>
         <w:t xml:space="preserve">c. Sett display-filter i </w:t>
       </w:r>
       <w:proofErr w:type="spellStart"/>
       <w:r>
+        <w:rPr>
+          <w:color w:val="000000" w:themeColor="text1"/>
+        </w:rPr>
         <w:t>Wireshark</w:t>
       </w:r>
       <w:proofErr w:type="spellEnd"/>
       <w:r>
+        <w:rPr>
+          <w:color w:val="000000" w:themeColor="text1"/>
+        </w:rPr>
         <w:t xml:space="preserve"> ved å skrive HTTP. Feltet skifter farge til grønt når det er skrevet </w:t>
       </w:r>
       <w:r>
+        <w:rPr>
+          <w:color w:val="000000" w:themeColor="text1"/>
+        </w:rPr>
         <w:t xml:space="preserve">et </w:t>
       </w:r>
       <w:r>
+        <w:rPr>
+          <w:color w:val="000000" w:themeColor="text1"/>
+        </w:rPr>
         <w:t xml:space="preserve">lovlig filter. Nå skal bare et fåtall pakker vises, og hvis det </w:t>
       </w:r>
       <w:r>
+        <w:rPr>
+          <w:color w:val="000000" w:themeColor="text1"/>
+        </w:rPr>
         <w:t>er slik</w:t>
       </w:r>
       <w:r>
+        <w:rPr>
+          <w:color w:val="000000" w:themeColor="text1"/>
+        </w:rPr>
         <w:t xml:space="preserve"> kan du stoppe videre pakkefangst.</w:t>
       </w:r>
     </w:p>
@@ -278,59 +458,112 @@
         <w:rPr>
           <w:b/>
           <w:bCs/>
+          <w:color w:val="000000" w:themeColor="text1"/>
         </w:rPr>
       </w:pPr>
       <w:r>
         <w:rPr>
           <w:b/>
           <w:bCs/>
+          <w:color w:val="000000" w:themeColor="text1"/>
         </w:rPr>
         <w:t>1. Undersøk protokollene i pakkene</w:t>
       </w:r>
     </w:p>
     <w:p>
+      <w:pPr>
+        <w:rPr>
+          <w:color w:val="000000" w:themeColor="text1"/>
+        </w:rPr>
+      </w:pPr>
       <w:proofErr w:type="spellStart"/>
       <w:r>
+        <w:rPr>
+          <w:color w:val="000000" w:themeColor="text1"/>
+        </w:rPr>
         <w:t>Wireshark</w:t>
       </w:r>
       <w:proofErr w:type="spellEnd"/>
       <w:r>
+        <w:rPr>
+          <w:color w:val="000000" w:themeColor="text1"/>
+        </w:rPr>
         <w:t xml:space="preserve"> viser </w:t>
       </w:r>
       <w:r>
+        <w:rPr>
+          <w:color w:val="000000" w:themeColor="text1"/>
+        </w:rPr>
         <w:t xml:space="preserve">ett pakkehode per linje for den pakken man studerer. Detaljene i pakkehodet vises ved å åpne denne linjen (&gt;). </w:t>
       </w:r>
     </w:p>
     <w:p>
-      <w:r>
+      <w:pPr>
+        <w:rPr>
+          <w:color w:val="000000" w:themeColor="text1"/>
+        </w:rPr>
+      </w:pPr>
+      <w:r>
+        <w:rPr>
+          <w:color w:val="000000" w:themeColor="text1"/>
+        </w:rPr>
         <w:t xml:space="preserve">Når man markerer en </w:t>
       </w:r>
       <w:r>
+        <w:rPr>
+          <w:color w:val="000000" w:themeColor="text1"/>
+        </w:rPr>
         <w:t>protokoll-linje</w:t>
       </w:r>
       <w:r>
+        <w:rPr>
+          <w:color w:val="000000" w:themeColor="text1"/>
+        </w:rPr>
         <w:t xml:space="preserve"> (pakkehode)</w:t>
       </w:r>
       <w:r>
+        <w:rPr>
+          <w:color w:val="000000" w:themeColor="text1"/>
+        </w:rPr>
         <w:t xml:space="preserve"> </w:t>
       </w:r>
       <w:r>
+        <w:rPr>
+          <w:color w:val="000000" w:themeColor="text1"/>
+        </w:rPr>
         <w:t xml:space="preserve">viser </w:t>
       </w:r>
       <w:proofErr w:type="spellStart"/>
       <w:r>
+        <w:rPr>
+          <w:color w:val="000000" w:themeColor="text1"/>
+        </w:rPr>
         <w:t>Wireshark</w:t>
       </w:r>
       <w:proofErr w:type="spellEnd"/>
       <w:r>
+        <w:rPr>
+          <w:color w:val="000000" w:themeColor="text1"/>
+        </w:rPr>
         <w:t xml:space="preserve"> hvor stort pakkehodet er. Verdien kan leses</w:t>
       </w:r>
       <w:r>
+        <w:rPr>
+          <w:color w:val="000000" w:themeColor="text1"/>
+        </w:rPr>
         <w:t xml:space="preserve"> nederst til venstre «på bunnlinjen». </w:t>
       </w:r>
     </w:p>
     <w:p>
-      <w:r>
+      <w:pPr>
+        <w:rPr>
+          <w:color w:val="000000" w:themeColor="text1"/>
+        </w:rPr>
+      </w:pPr>
+      <w:r>
+        <w:rPr>
+          <w:color w:val="000000" w:themeColor="text1"/>
+        </w:rPr>
         <w:t>Fyll inn tabell</w:t>
       </w:r>
     </w:p>
@@ -341,20 +574,38 @@
           <w:ilvl w:val="0"/>
           <w:numId w:val="8"/>
         </w:numPr>
-      </w:pPr>
-      <w:r>
+        <w:rPr>
+          <w:color w:val="000000" w:themeColor="text1"/>
+        </w:rPr>
+      </w:pPr>
+      <w:r>
+        <w:rPr>
+          <w:color w:val="000000" w:themeColor="text1"/>
+        </w:rPr>
         <w:t>Hvilke protokoller brukes</w:t>
       </w:r>
       <w:r>
+        <w:rPr>
+          <w:color w:val="000000" w:themeColor="text1"/>
+        </w:rPr>
         <w:t xml:space="preserve"> </w:t>
       </w:r>
       <w:r>
+        <w:rPr>
+          <w:color w:val="000000" w:themeColor="text1"/>
+        </w:rPr>
         <w:t>for HTTP-</w:t>
       </w:r>
       <w:r>
+        <w:rPr>
+          <w:color w:val="000000" w:themeColor="text1"/>
+        </w:rPr>
         <w:t>pakkene</w:t>
       </w:r>
       <w:r>
+        <w:rPr>
+          <w:color w:val="000000" w:themeColor="text1"/>
+        </w:rPr>
         <w:t xml:space="preserve">? </w:t>
       </w:r>
     </w:p>
@@ -365,11 +616,20 @@
           <w:ilvl w:val="0"/>
           <w:numId w:val="8"/>
         </w:numPr>
-      </w:pPr>
-      <w:r>
+        <w:rPr>
+          <w:color w:val="000000" w:themeColor="text1"/>
+        </w:rPr>
+      </w:pPr>
+      <w:r>
+        <w:rPr>
+          <w:color w:val="000000" w:themeColor="text1"/>
+        </w:rPr>
         <w:t xml:space="preserve">Hvor hører disse protokollene til i </w:t>
       </w:r>
       <w:r>
+        <w:rPr>
+          <w:color w:val="000000" w:themeColor="text1"/>
+        </w:rPr>
         <w:t>Forenklet 5-lags OSI-modell?</w:t>
       </w:r>
     </w:p>
@@ -380,17 +640,26 @@
           <w:ilvl w:val="0"/>
           <w:numId w:val="8"/>
         </w:numPr>
-      </w:pPr>
-      <w:r>
+        <w:rPr>
+          <w:color w:val="000000" w:themeColor="text1"/>
+        </w:rPr>
+      </w:pPr>
+      <w:r>
+        <w:rPr>
+          <w:color w:val="000000" w:themeColor="text1"/>
+        </w:rPr>
         <w:t>Hvor stort er pakkehodet</w:t>
       </w:r>
       <w:r>
-        <w:t xml:space="preserve"> </w:t>
-      </w:r>
-      <w:r>
-        <w:t>for hver protokoll</w:t>
-      </w:r>
-      <w:r>
+        <w:rPr>
+          <w:color w:val="000000" w:themeColor="text1"/>
+        </w:rPr>
+        <w:t xml:space="preserve"> for hver protokoll</w:t>
+      </w:r>
+      <w:r>
+        <w:rPr>
+          <w:color w:val="000000" w:themeColor="text1"/>
+        </w:rPr>
         <w:t>?</w:t>
       </w:r>
     </w:p>
@@ -416,12 +685,14 @@
               <w:rPr>
                 <w:b/>
                 <w:bCs/>
+                <w:color w:val="000000" w:themeColor="text1"/>
               </w:rPr>
             </w:pPr>
             <w:r>
               <w:rPr>
                 <w:b/>
                 <w:bCs/>
+                <w:color w:val="000000" w:themeColor="text1"/>
               </w:rPr>
               <w:t>Lagets navn</w:t>
             </w:r>
@@ -436,12 +707,14 @@
               <w:rPr>
                 <w:b/>
                 <w:bCs/>
+                <w:color w:val="000000" w:themeColor="text1"/>
               </w:rPr>
             </w:pPr>
             <w:r>
               <w:rPr>
                 <w:b/>
                 <w:bCs/>
+                <w:color w:val="000000" w:themeColor="text1"/>
               </w:rPr>
               <w:t>Protokoll</w:t>
             </w:r>
@@ -456,12 +729,14 @@
               <w:rPr>
                 <w:b/>
                 <w:bCs/>
+                <w:color w:val="000000" w:themeColor="text1"/>
               </w:rPr>
             </w:pPr>
             <w:r>
               <w:rPr>
                 <w:b/>
                 <w:bCs/>
+                <w:color w:val="000000" w:themeColor="text1"/>
               </w:rPr>
               <w:t>Lag nummer i lagmodell</w:t>
             </w:r>
@@ -476,12 +751,14 @@
               <w:rPr>
                 <w:b/>
                 <w:bCs/>
+                <w:color w:val="000000" w:themeColor="text1"/>
               </w:rPr>
             </w:pPr>
             <w:r>
               <w:rPr>
                 <w:b/>
                 <w:bCs/>
+                <w:color w:val="000000" w:themeColor="text1"/>
               </w:rPr>
               <w:t>Størrelsen på pakke-</w:t>
             </w:r>
@@ -490,6 +767,7 @@
               <w:rPr>
                 <w:b/>
                 <w:bCs/>
+                <w:color w:val="000000" w:themeColor="text1"/>
               </w:rPr>
               <w:t>header</w:t>
             </w:r>
@@ -498,6 +776,7 @@
               <w:rPr>
                 <w:b/>
                 <w:bCs/>
+                <w:color w:val="000000" w:themeColor="text1"/>
               </w:rPr>
               <w:t xml:space="preserve"> (ant. byte)</w:t>
             </w:r>
@@ -533,6 +812,12 @@
                 <w:color w:val="000000" w:themeColor="text1"/>
               </w:rPr>
             </w:pPr>
+            <w:r>
+              <w:rPr>
+                <w:color w:val="000000" w:themeColor="text1"/>
+              </w:rPr>
+              <w:t>MAC</w:t>
+            </w:r>
           </w:p>
         </w:tc>
         <w:tc>
@@ -545,6 +830,12 @@
                 <w:color w:val="000000" w:themeColor="text1"/>
               </w:rPr>
             </w:pPr>
+            <w:r>
+              <w:rPr>
+                <w:color w:val="000000" w:themeColor="text1"/>
+              </w:rPr>
+              <w:t>4</w:t>
+            </w:r>
           </w:p>
         </w:tc>
         <w:tc>
@@ -557,6 +848,12 @@
                 <w:color w:val="000000" w:themeColor="text1"/>
               </w:rPr>
             </w:pPr>
+            <w:r>
+              <w:rPr>
+                <w:color w:val="000000" w:themeColor="text1"/>
+              </w:rPr>
+              <w:t>14 bytes</w:t>
+            </w:r>
           </w:p>
         </w:tc>
       </w:tr>
@@ -589,6 +886,12 @@
                 <w:color w:val="000000" w:themeColor="text1"/>
               </w:rPr>
             </w:pPr>
+            <w:r>
+              <w:rPr>
+                <w:color w:val="000000" w:themeColor="text1"/>
+              </w:rPr>
+              <w:t>IP</w:t>
+            </w:r>
           </w:p>
         </w:tc>
         <w:tc>
@@ -601,6 +904,12 @@
                 <w:color w:val="000000" w:themeColor="text1"/>
               </w:rPr>
             </w:pPr>
+            <w:r>
+              <w:rPr>
+                <w:color w:val="000000" w:themeColor="text1"/>
+              </w:rPr>
+              <w:t>3</w:t>
+            </w:r>
           </w:p>
         </w:tc>
         <w:tc>
@@ -613,6 +922,12 @@
                 <w:color w:val="000000" w:themeColor="text1"/>
               </w:rPr>
             </w:pPr>
+            <w:r>
+              <w:rPr>
+                <w:color w:val="000000" w:themeColor="text1"/>
+              </w:rPr>
+              <w:t>20 bytes</w:t>
+            </w:r>
           </w:p>
         </w:tc>
       </w:tr>
@@ -653,6 +968,12 @@
                 <w:color w:val="000000" w:themeColor="text1"/>
               </w:rPr>
             </w:pPr>
+            <w:r>
+              <w:rPr>
+                <w:color w:val="000000" w:themeColor="text1"/>
+              </w:rPr>
+              <w:t>TCP</w:t>
+            </w:r>
           </w:p>
         </w:tc>
         <w:tc>
@@ -665,6 +986,12 @@
                 <w:color w:val="000000" w:themeColor="text1"/>
               </w:rPr>
             </w:pPr>
+            <w:r>
+              <w:rPr>
+                <w:color w:val="000000" w:themeColor="text1"/>
+              </w:rPr>
+              <w:t>2</w:t>
+            </w:r>
           </w:p>
         </w:tc>
         <w:tc>
@@ -677,6 +1004,12 @@
                 <w:color w:val="000000" w:themeColor="text1"/>
               </w:rPr>
             </w:pPr>
+            <w:r>
+              <w:rPr>
+                <w:color w:val="000000" w:themeColor="text1"/>
+              </w:rPr>
+              <w:t>32 bytes</w:t>
+            </w:r>
           </w:p>
         </w:tc>
       </w:tr>
@@ -717,6 +1050,12 @@
                 <w:color w:val="000000" w:themeColor="text1"/>
               </w:rPr>
             </w:pPr>
+            <w:r>
+              <w:rPr>
+                <w:color w:val="000000" w:themeColor="text1"/>
+              </w:rPr>
+              <w:t>HTTP</w:t>
+            </w:r>
           </w:p>
         </w:tc>
         <w:tc>
@@ -729,6 +1068,12 @@
                 <w:color w:val="000000" w:themeColor="text1"/>
               </w:rPr>
             </w:pPr>
+            <w:r>
+              <w:rPr>
+                <w:color w:val="000000" w:themeColor="text1"/>
+              </w:rPr>
+              <w:t>1</w:t>
+            </w:r>
           </w:p>
         </w:tc>
         <w:tc>
@@ -741,11 +1086,22 @@
                 <w:color w:val="000000" w:themeColor="text1"/>
               </w:rPr>
             </w:pPr>
+            <w:r>
+              <w:rPr>
+                <w:color w:val="000000" w:themeColor="text1"/>
+              </w:rPr>
+              <w:t>0</w:t>
+            </w:r>
           </w:p>
         </w:tc>
       </w:tr>
     </w:tbl>
     <w:p>
+      <w:pPr>
+        <w:rPr>
+          <w:color w:val="000000" w:themeColor="text1"/>
+        </w:rPr>
+      </w:pPr>
       <w:r>
         <w:rPr>
           <w:color w:val="000000" w:themeColor="text1"/>
@@ -753,108 +1109,142 @@
         <w:t>*) TCP-S</w:t>
       </w:r>
       <w:r>
+        <w:rPr>
+          <w:color w:val="000000" w:themeColor="text1"/>
+        </w:rPr>
         <w:t>YN</w:t>
       </w:r>
       <w:r>
+        <w:rPr>
+          <w:color w:val="000000" w:themeColor="text1"/>
+        </w:rPr>
         <w:t xml:space="preserve"> pakken har noen «</w:t>
       </w:r>
       <w:proofErr w:type="spellStart"/>
       <w:r>
+        <w:rPr>
+          <w:color w:val="000000" w:themeColor="text1"/>
+        </w:rPr>
         <w:t>options</w:t>
       </w:r>
       <w:proofErr w:type="spellEnd"/>
       <w:r>
+        <w:rPr>
+          <w:color w:val="000000" w:themeColor="text1"/>
+        </w:rPr>
         <w:t>» som gjør dette pakkehodet noe større</w:t>
       </w:r>
       <w:r>
+        <w:rPr>
+          <w:color w:val="000000" w:themeColor="text1"/>
+        </w:rPr>
         <w:t>. SYN-pakkene inneholder ikke meldingsdata</w:t>
       </w:r>
       <w:r>
+        <w:rPr>
+          <w:color w:val="000000" w:themeColor="text1"/>
+        </w:rPr>
         <w:t>, men brukes bare for å etablere forbindelse</w:t>
       </w:r>
       <w:r>
+        <w:rPr>
+          <w:color w:val="000000" w:themeColor="text1"/>
+        </w:rPr>
         <w:br/>
         <w:t>**) HTTP-meldingens størrelse avhenger av hvilken pakke man ser på</w:t>
       </w:r>
       <w:r>
+        <w:rPr>
+          <w:color w:val="000000" w:themeColor="text1"/>
+        </w:rPr>
         <w:t>, ulike parameterlengder</w:t>
-      </w:r>
-    </w:p>
-    <w:p/>
-    <w:p>
-      <w:pPr>
-        <w:rPr>
-          <w:b/>
-          <w:sz w:val="24"/>
-        </w:rPr>
-      </w:pPr>
-      <w:r>
-        <w:rPr>
-          <w:b/>
-          <w:sz w:val="24"/>
-        </w:rPr>
-        <w:t>3</w:t>
-      </w:r>
-      <w:r>
-        <w:rPr>
-          <w:b/>
-          <w:sz w:val="24"/>
-        </w:rPr>
-        <w:t xml:space="preserve">. Hvordan vet mottaker hvilken </w:t>
-      </w:r>
-      <w:r>
-        <w:rPr>
-          <w:b/>
-          <w:sz w:val="24"/>
-        </w:rPr>
-        <w:t xml:space="preserve">protokoll </w:t>
-      </w:r>
-      <w:r>
-        <w:rPr>
-          <w:b/>
-          <w:sz w:val="24"/>
-        </w:rPr>
-        <w:t>(</w:t>
-      </w:r>
-      <w:r>
-        <w:rPr>
-          <w:b/>
-          <w:sz w:val="24"/>
-        </w:rPr>
-        <w:t>prosess</w:t>
-      </w:r>
-      <w:r>
-        <w:rPr>
-          <w:b/>
-          <w:sz w:val="24"/>
-        </w:rPr>
-        <w:t>) på laget over som er mottaker av nyttelasten</w:t>
-      </w:r>
-      <w:r>
-        <w:rPr>
-          <w:b/>
-          <w:sz w:val="24"/>
-        </w:rPr>
-        <w:t xml:space="preserve"> i pakken</w:t>
-      </w:r>
-      <w:r>
-        <w:rPr>
-          <w:b/>
-          <w:sz w:val="24"/>
-        </w:rPr>
-        <w:t xml:space="preserve">? </w:t>
       </w:r>
     </w:p>
     <w:p>
       <w:pPr>
         <w:rPr>
-          <w:bCs/>
-          <w:sz w:val="24"/>
-        </w:rPr>
-      </w:pPr>
-      <w:r>
-        <w:rPr>
-          <w:bCs/>
+          <w:b/>
+          <w:color w:val="000000" w:themeColor="text1"/>
+          <w:sz w:val="24"/>
+        </w:rPr>
+      </w:pPr>
+      <w:r>
+        <w:rPr>
+          <w:b/>
+          <w:color w:val="000000" w:themeColor="text1"/>
+          <w:sz w:val="24"/>
+        </w:rPr>
+        <w:t>3</w:t>
+      </w:r>
+      <w:r>
+        <w:rPr>
+          <w:b/>
+          <w:color w:val="000000" w:themeColor="text1"/>
+          <w:sz w:val="24"/>
+        </w:rPr>
+        <w:t xml:space="preserve">. Hvordan vet mottaker hvilken </w:t>
+      </w:r>
+      <w:r>
+        <w:rPr>
+          <w:b/>
+          <w:color w:val="000000" w:themeColor="text1"/>
+          <w:sz w:val="24"/>
+        </w:rPr>
+        <w:t xml:space="preserve">protokoll </w:t>
+      </w:r>
+      <w:r>
+        <w:rPr>
+          <w:b/>
+          <w:color w:val="000000" w:themeColor="text1"/>
+          <w:sz w:val="24"/>
+        </w:rPr>
+        <w:t>(</w:t>
+      </w:r>
+      <w:r>
+        <w:rPr>
+          <w:b/>
+          <w:color w:val="000000" w:themeColor="text1"/>
+          <w:sz w:val="24"/>
+        </w:rPr>
+        <w:t>prosess</w:t>
+      </w:r>
+      <w:r>
+        <w:rPr>
+          <w:b/>
+          <w:color w:val="000000" w:themeColor="text1"/>
+          <w:sz w:val="24"/>
+        </w:rPr>
+        <w:t>) på laget over som er mottaker av nyttelasten</w:t>
+      </w:r>
+      <w:r>
+        <w:rPr>
+          <w:b/>
+          <w:color w:val="000000" w:themeColor="text1"/>
+          <w:sz w:val="24"/>
+        </w:rPr>
+        <w:t xml:space="preserve"> i pakken</w:t>
+      </w:r>
+      <w:r>
+        <w:rPr>
+          <w:b/>
+          <w:color w:val="000000" w:themeColor="text1"/>
+          <w:sz w:val="24"/>
+        </w:rPr>
+        <w:t xml:space="preserve">? </w:t>
+      </w:r>
+    </w:p>
+    <w:p>
+      <w:pPr>
+        <w:rPr>
+          <w:bCs/>
+          <w:color w:val="000000" w:themeColor="text1"/>
+          <w:sz w:val="24"/>
+        </w:rPr>
+      </w:pPr>
+      <w:r>
+        <w:rPr>
+          <w:bCs/>
+          <w:color w:val="000000" w:themeColor="text1"/>
           <w:sz w:val="24"/>
         </w:rPr>
         <w:t xml:space="preserve">Når en pakke kommer til mottaker skjer det motsatte av innpakking, pakkehodene blir skrelt av og innholdet (nyttelasten) sendt opp til laget over. Det kan være mange aktuelle protokoller på laget over så derfor har avsender for enkelhets skyld lagt inn beskjed om </w:t>
@@ -862,6 +1252,7 @@
       <w:r>
         <w:rPr>
           <w:bCs/>
+          <w:color w:val="000000" w:themeColor="text1"/>
           <w:sz w:val="24"/>
         </w:rPr>
         <w:lastRenderedPageBreak/>
@@ -877,12 +1268,14 @@
         </w:numPr>
         <w:rPr>
           <w:bCs/>
-          <w:sz w:val="24"/>
-        </w:rPr>
-      </w:pPr>
-      <w:r>
-        <w:rPr>
-          <w:bCs/>
+          <w:color w:val="000000" w:themeColor="text1"/>
+          <w:sz w:val="24"/>
+        </w:rPr>
+      </w:pPr>
+      <w:r>
+        <w:rPr>
+          <w:bCs/>
+          <w:color w:val="000000" w:themeColor="text1"/>
           <w:sz w:val="24"/>
         </w:rPr>
         <w:t>Hva heter dette protokollfeltet på de ulike lagene og hvilken verdi har det?</w:t>
@@ -910,12 +1303,14 @@
             <w:pPr>
               <w:rPr>
                 <w:bCs/>
-                <w:sz w:val="24"/>
-              </w:rPr>
-            </w:pPr>
-            <w:r>
-              <w:rPr>
-                <w:bCs/>
+                <w:color w:val="000000" w:themeColor="text1"/>
+                <w:sz w:val="24"/>
+              </w:rPr>
+            </w:pPr>
+            <w:r>
+              <w:rPr>
+                <w:bCs/>
+                <w:color w:val="000000" w:themeColor="text1"/>
                 <w:sz w:val="24"/>
               </w:rPr>
               <w:t>Lag</w:t>
@@ -930,12 +1325,14 @@
             <w:pPr>
               <w:rPr>
                 <w:bCs/>
-                <w:sz w:val="24"/>
-              </w:rPr>
-            </w:pPr>
-            <w:r>
-              <w:rPr>
-                <w:bCs/>
+                <w:color w:val="000000" w:themeColor="text1"/>
+                <w:sz w:val="24"/>
+              </w:rPr>
+            </w:pPr>
+            <w:r>
+              <w:rPr>
+                <w:bCs/>
+                <w:color w:val="000000" w:themeColor="text1"/>
                 <w:sz w:val="24"/>
               </w:rPr>
               <w:t xml:space="preserve">Gjeldende </w:t>
@@ -945,12 +1342,14 @@
             <w:pPr>
               <w:rPr>
                 <w:bCs/>
-                <w:sz w:val="24"/>
-              </w:rPr>
-            </w:pPr>
-            <w:r>
-              <w:rPr>
-                <w:bCs/>
+                <w:color w:val="000000" w:themeColor="text1"/>
+                <w:sz w:val="24"/>
+              </w:rPr>
+            </w:pPr>
+            <w:r>
+              <w:rPr>
+                <w:bCs/>
+                <w:color w:val="000000" w:themeColor="text1"/>
                 <w:sz w:val="24"/>
               </w:rPr>
               <w:t>Protokoll</w:t>
@@ -965,12 +1364,14 @@
             <w:pPr>
               <w:rPr>
                 <w:bCs/>
-                <w:sz w:val="24"/>
-              </w:rPr>
-            </w:pPr>
-            <w:r>
-              <w:rPr>
-                <w:bCs/>
+                <w:color w:val="000000" w:themeColor="text1"/>
+                <w:sz w:val="24"/>
+              </w:rPr>
+            </w:pPr>
+            <w:r>
+              <w:rPr>
+                <w:bCs/>
+                <w:color w:val="000000" w:themeColor="text1"/>
                 <w:sz w:val="24"/>
               </w:rPr>
               <w:t>Datafelt navn</w:t>
@@ -985,12 +1386,14 @@
             <w:pPr>
               <w:rPr>
                 <w:bCs/>
-                <w:sz w:val="24"/>
-              </w:rPr>
-            </w:pPr>
-            <w:r>
-              <w:rPr>
-                <w:bCs/>
+                <w:color w:val="000000" w:themeColor="text1"/>
+                <w:sz w:val="24"/>
+              </w:rPr>
+            </w:pPr>
+            <w:r>
+              <w:rPr>
+                <w:bCs/>
+                <w:color w:val="000000" w:themeColor="text1"/>
                 <w:sz w:val="24"/>
               </w:rPr>
               <w:t>Datafelt Verdi</w:t>
@@ -1005,12 +1408,14 @@
             <w:pPr>
               <w:rPr>
                 <w:bCs/>
-                <w:sz w:val="24"/>
-              </w:rPr>
-            </w:pPr>
-            <w:r>
-              <w:rPr>
-                <w:bCs/>
+                <w:color w:val="000000" w:themeColor="text1"/>
+                <w:sz w:val="24"/>
+              </w:rPr>
+            </w:pPr>
+            <w:r>
+              <w:rPr>
+                <w:bCs/>
+                <w:color w:val="000000" w:themeColor="text1"/>
                 <w:sz w:val="24"/>
               </w:rPr>
               <w:t>Mottaker</w:t>
@@ -1020,12 +1425,14 @@
             <w:pPr>
               <w:rPr>
                 <w:bCs/>
-                <w:sz w:val="24"/>
-              </w:rPr>
-            </w:pPr>
-            <w:r>
-              <w:rPr>
-                <w:bCs/>
+                <w:color w:val="000000" w:themeColor="text1"/>
+                <w:sz w:val="24"/>
+              </w:rPr>
+            </w:pPr>
+            <w:r>
+              <w:rPr>
+                <w:bCs/>
+                <w:color w:val="000000" w:themeColor="text1"/>
                 <w:sz w:val="24"/>
               </w:rPr>
               <w:t>protokoll</w:t>
@@ -1042,12 +1449,14 @@
             <w:pPr>
               <w:rPr>
                 <w:bCs/>
-                <w:sz w:val="24"/>
-              </w:rPr>
-            </w:pPr>
-            <w:r>
-              <w:rPr>
-                <w:bCs/>
+                <w:color w:val="000000" w:themeColor="text1"/>
+                <w:sz w:val="24"/>
+              </w:rPr>
+            </w:pPr>
+            <w:r>
+              <w:rPr>
+                <w:bCs/>
+                <w:color w:val="000000" w:themeColor="text1"/>
                 <w:sz w:val="24"/>
               </w:rPr>
               <w:t>Lenkelag</w:t>
@@ -1062,10 +1471,28 @@
             <w:pPr>
               <w:rPr>
                 <w:bCs/>
-                <w:color w:val="FF0000"/>
-                <w:sz w:val="24"/>
-              </w:rPr>
-            </w:pPr>
+                <w:color w:val="000000" w:themeColor="text1"/>
+                <w:sz w:val="24"/>
+              </w:rPr>
+            </w:pPr>
+            <w:r>
+              <w:rPr>
+                <w:bCs/>
+                <w:color w:val="000000" w:themeColor="text1"/>
+                <w:sz w:val="24"/>
+              </w:rPr>
+              <w:t>MAC-</w:t>
+            </w:r>
+            <w:proofErr w:type="spellStart"/>
+            <w:r>
+              <w:rPr>
+                <w:bCs/>
+                <w:color w:val="000000" w:themeColor="text1"/>
+                <w:sz w:val="24"/>
+              </w:rPr>
+              <w:t>address</w:t>
+            </w:r>
+            <w:proofErr w:type="spellEnd"/>
           </w:p>
         </w:tc>
         <w:tc>
@@ -1076,10 +1503,18 @@
             <w:pPr>
               <w:rPr>
                 <w:bCs/>
-                <w:color w:val="FF0000"/>
-                <w:sz w:val="24"/>
-              </w:rPr>
-            </w:pPr>
+                <w:color w:val="000000" w:themeColor="text1"/>
+                <w:sz w:val="24"/>
+              </w:rPr>
+            </w:pPr>
+            <w:r>
+              <w:rPr>
+                <w:bCs/>
+                <w:color w:val="000000" w:themeColor="text1"/>
+                <w:sz w:val="24"/>
+              </w:rPr>
+              <w:t>Type</w:t>
+            </w:r>
           </w:p>
         </w:tc>
         <w:tc>
@@ -1090,10 +1525,18 @@
             <w:pPr>
               <w:rPr>
                 <w:bCs/>
-                <w:color w:val="FF0000"/>
-                <w:sz w:val="24"/>
-              </w:rPr>
-            </w:pPr>
+                <w:color w:val="000000" w:themeColor="text1"/>
+                <w:sz w:val="24"/>
+              </w:rPr>
+            </w:pPr>
+            <w:r>
+              <w:rPr>
+                <w:bCs/>
+                <w:color w:val="000000" w:themeColor="text1"/>
+                <w:sz w:val="24"/>
+              </w:rPr>
+              <w:t>0x0800</w:t>
+            </w:r>
           </w:p>
         </w:tc>
         <w:tc>
@@ -1104,10 +1547,18 @@
             <w:pPr>
               <w:rPr>
                 <w:bCs/>
-                <w:color w:val="FF0000"/>
-                <w:sz w:val="24"/>
-              </w:rPr>
-            </w:pPr>
+                <w:color w:val="000000" w:themeColor="text1"/>
+                <w:sz w:val="24"/>
+              </w:rPr>
+            </w:pPr>
+            <w:r>
+              <w:rPr>
+                <w:bCs/>
+                <w:color w:val="000000" w:themeColor="text1"/>
+                <w:sz w:val="24"/>
+              </w:rPr>
+              <w:t>IPv4</w:t>
+            </w:r>
           </w:p>
         </w:tc>
       </w:tr>
@@ -1120,12 +1571,14 @@
             <w:pPr>
               <w:rPr>
                 <w:bCs/>
-                <w:sz w:val="24"/>
-              </w:rPr>
-            </w:pPr>
-            <w:r>
-              <w:rPr>
-                <w:bCs/>
+                <w:color w:val="000000" w:themeColor="text1"/>
+                <w:sz w:val="24"/>
+              </w:rPr>
+            </w:pPr>
+            <w:r>
+              <w:rPr>
+                <w:bCs/>
+                <w:color w:val="000000" w:themeColor="text1"/>
                 <w:sz w:val="24"/>
               </w:rPr>
               <w:t>Nettverkslag</w:t>
@@ -1140,10 +1593,26 @@
             <w:pPr>
               <w:rPr>
                 <w:bCs/>
-                <w:color w:val="FF0000"/>
-                <w:sz w:val="24"/>
-              </w:rPr>
-            </w:pPr>
+                <w:color w:val="000000" w:themeColor="text1"/>
+                <w:sz w:val="24"/>
+              </w:rPr>
+            </w:pPr>
+            <w:r>
+              <w:rPr>
+                <w:bCs/>
+                <w:color w:val="000000" w:themeColor="text1"/>
+                <w:sz w:val="24"/>
+              </w:rPr>
+              <w:t>IPv</w:t>
+            </w:r>
+            <w:r>
+              <w:rPr>
+                <w:bCs/>
+                <w:color w:val="000000" w:themeColor="text1"/>
+                <w:sz w:val="24"/>
+              </w:rPr>
+              <w:t>4</w:t>
+            </w:r>
           </w:p>
         </w:tc>
         <w:tc>
@@ -1154,10 +1623,20 @@
             <w:pPr>
               <w:rPr>
                 <w:bCs/>
-                <w:color w:val="FF0000"/>
-                <w:sz w:val="24"/>
-              </w:rPr>
-            </w:pPr>
+                <w:color w:val="000000" w:themeColor="text1"/>
+                <w:sz w:val="24"/>
+              </w:rPr>
+            </w:pPr>
+            <w:proofErr w:type="spellStart"/>
+            <w:r>
+              <w:rPr>
+                <w:bCs/>
+                <w:color w:val="000000" w:themeColor="text1"/>
+                <w:sz w:val="24"/>
+              </w:rPr>
+              <w:t>Protocol</w:t>
+            </w:r>
+            <w:proofErr w:type="spellEnd"/>
           </w:p>
         </w:tc>
         <w:tc>
@@ -1168,10 +1647,18 @@
             <w:pPr>
               <w:rPr>
                 <w:bCs/>
-                <w:color w:val="FF0000"/>
-                <w:sz w:val="24"/>
-              </w:rPr>
-            </w:pPr>
+                <w:color w:val="000000" w:themeColor="text1"/>
+                <w:sz w:val="24"/>
+              </w:rPr>
+            </w:pPr>
+            <w:r>
+              <w:rPr>
+                <w:bCs/>
+                <w:color w:val="000000" w:themeColor="text1"/>
+                <w:sz w:val="24"/>
+              </w:rPr>
+              <w:t>6</w:t>
+            </w:r>
           </w:p>
         </w:tc>
         <w:tc>
@@ -1182,10 +1669,18 @@
             <w:pPr>
               <w:rPr>
                 <w:bCs/>
-                <w:color w:val="FF0000"/>
-                <w:sz w:val="24"/>
-              </w:rPr>
-            </w:pPr>
+                <w:color w:val="000000" w:themeColor="text1"/>
+                <w:sz w:val="24"/>
+              </w:rPr>
+            </w:pPr>
+            <w:r>
+              <w:rPr>
+                <w:bCs/>
+                <w:color w:val="000000" w:themeColor="text1"/>
+                <w:sz w:val="24"/>
+              </w:rPr>
+              <w:t>TCP</w:t>
+            </w:r>
           </w:p>
         </w:tc>
       </w:tr>
@@ -1198,6 +1693,7 @@
             <w:pPr>
               <w:rPr>
                 <w:bCs/>
+                <w:color w:val="000000" w:themeColor="text1"/>
                 <w:sz w:val="24"/>
               </w:rPr>
             </w:pPr>
@@ -1205,6 +1701,7 @@
             <w:r>
               <w:rPr>
                 <w:bCs/>
+                <w:color w:val="000000" w:themeColor="text1"/>
                 <w:sz w:val="24"/>
               </w:rPr>
               <w:t>Transportlag</w:t>
@@ -1220,10 +1717,18 @@
             <w:pPr>
               <w:rPr>
                 <w:bCs/>
-                <w:color w:val="FF0000"/>
-                <w:sz w:val="24"/>
-              </w:rPr>
-            </w:pPr>
+                <w:color w:val="000000" w:themeColor="text1"/>
+                <w:sz w:val="24"/>
+              </w:rPr>
+            </w:pPr>
+            <w:r>
+              <w:rPr>
+                <w:bCs/>
+                <w:color w:val="000000" w:themeColor="text1"/>
+                <w:sz w:val="24"/>
+              </w:rPr>
+              <w:t>TCP</w:t>
+            </w:r>
           </w:p>
         </w:tc>
         <w:tc>
@@ -1234,10 +1739,28 @@
             <w:pPr>
               <w:rPr>
                 <w:bCs/>
-                <w:color w:val="FF0000"/>
-                <w:sz w:val="24"/>
-              </w:rPr>
-            </w:pPr>
+                <w:color w:val="000000" w:themeColor="text1"/>
+                <w:sz w:val="24"/>
+              </w:rPr>
+            </w:pPr>
+            <w:proofErr w:type="spellStart"/>
+            <w:r>
+              <w:rPr>
+                <w:bCs/>
+                <w:color w:val="000000" w:themeColor="text1"/>
+                <w:sz w:val="24"/>
+              </w:rPr>
+              <w:t>Destination</w:t>
+            </w:r>
+            <w:proofErr w:type="spellEnd"/>
+            <w:r>
+              <w:rPr>
+                <w:bCs/>
+                <w:color w:val="000000" w:themeColor="text1"/>
+                <w:sz w:val="24"/>
+              </w:rPr>
+              <w:t xml:space="preserve"> port</w:t>
+            </w:r>
           </w:p>
         </w:tc>
         <w:tc>
@@ -1248,10 +1771,18 @@
             <w:pPr>
               <w:rPr>
                 <w:bCs/>
-                <w:color w:val="FF0000"/>
-                <w:sz w:val="24"/>
-              </w:rPr>
-            </w:pPr>
+                <w:color w:val="000000" w:themeColor="text1"/>
+                <w:sz w:val="24"/>
+              </w:rPr>
+            </w:pPr>
+            <w:r>
+              <w:rPr>
+                <w:bCs/>
+                <w:color w:val="000000" w:themeColor="text1"/>
+                <w:sz w:val="24"/>
+              </w:rPr>
+              <w:t>80</w:t>
+            </w:r>
           </w:p>
         </w:tc>
         <w:tc>
@@ -1262,10 +1793,18 @@
             <w:pPr>
               <w:rPr>
                 <w:bCs/>
-                <w:color w:val="FF0000"/>
-                <w:sz w:val="24"/>
-              </w:rPr>
-            </w:pPr>
+                <w:color w:val="000000" w:themeColor="text1"/>
+                <w:sz w:val="24"/>
+              </w:rPr>
+            </w:pPr>
+            <w:r>
+              <w:rPr>
+                <w:bCs/>
+                <w:color w:val="000000" w:themeColor="text1"/>
+                <w:sz w:val="24"/>
+              </w:rPr>
+              <w:t>HTTP</w:t>
+            </w:r>
           </w:p>
         </w:tc>
       </w:tr>
@@ -1274,169 +1813,253 @@
       <w:pPr>
         <w:rPr>
           <w:bCs/>
-          <w:sz w:val="24"/>
-        </w:rPr>
-      </w:pPr>
-      <w:r>
-        <w:rPr>
-          <w:bCs/>
-          <w:sz w:val="24"/>
-        </w:rPr>
-        <w:t>*) sender og mottaker</w:t>
-      </w:r>
-      <w:r>
-        <w:rPr>
-          <w:bCs/>
-          <w:sz w:val="24"/>
-        </w:rPr>
-        <w:t xml:space="preserve"> </w:t>
-      </w:r>
-      <w:r>
-        <w:rPr>
-          <w:bCs/>
-          <w:sz w:val="24"/>
-        </w:rPr>
-        <w:t>bruker forskjellige Portnummer, webtjener lytter på port 80</w:t>
+          <w:color w:val="000000" w:themeColor="text1"/>
+          <w:sz w:val="24"/>
+        </w:rPr>
+      </w:pPr>
+      <w:r>
+        <w:rPr>
+          <w:bCs/>
+          <w:color w:val="000000" w:themeColor="text1"/>
+          <w:sz w:val="24"/>
+        </w:rPr>
+        <w:t>*) sender og mottaker bruker forskjellige Portnummer, webtjener lytter på port 80</w:t>
       </w:r>
     </w:p>
     <w:p>
       <w:pPr>
         <w:rPr>
           <w:b/>
-          <w:sz w:val="24"/>
-        </w:rPr>
-      </w:pPr>
+          <w:color w:val="000000" w:themeColor="text1"/>
+          <w:sz w:val="24"/>
+        </w:rPr>
+      </w:pPr>
+      <w:r>
+        <w:rPr>
+          <w:b/>
+          <w:color w:val="000000" w:themeColor="text1"/>
+          <w:sz w:val="24"/>
+        </w:rPr>
+        <w:t>4</w:t>
+      </w:r>
+      <w:r>
+        <w:rPr>
+          <w:b/>
+          <w:color w:val="000000" w:themeColor="text1"/>
+          <w:sz w:val="24"/>
+        </w:rPr>
+        <w:t xml:space="preserve">. </w:t>
+      </w:r>
+      <w:r>
+        <w:rPr>
+          <w:b/>
+          <w:color w:val="000000" w:themeColor="text1"/>
+          <w:sz w:val="24"/>
+        </w:rPr>
+        <w:t>Hvilken protokoll bruker navnetjenesten DNS på transportlaget?</w:t>
+      </w:r>
     </w:p>
     <w:p>
       <w:pPr>
         <w:rPr>
-          <w:b/>
-          <w:sz w:val="24"/>
-        </w:rPr>
-      </w:pPr>
-      <w:r>
-        <w:rPr>
-          <w:b/>
-          <w:sz w:val="24"/>
-        </w:rPr>
-        <w:t>4</w:t>
-      </w:r>
-      <w:r>
-        <w:rPr>
-          <w:b/>
-          <w:sz w:val="24"/>
-        </w:rPr>
-        <w:t xml:space="preserve">. </w:t>
-      </w:r>
-      <w:r>
-        <w:rPr>
-          <w:b/>
-          <w:sz w:val="24"/>
-        </w:rPr>
-        <w:t>Hvilken protokoll bruker navnetjenesten DNS på transportlaget?</w:t>
+          <w:color w:val="000000" w:themeColor="text1"/>
+        </w:rPr>
+      </w:pPr>
+      <w:r>
+        <w:rPr>
+          <w:color w:val="000000" w:themeColor="text1"/>
+        </w:rPr>
+        <w:t>DN</w:t>
+      </w:r>
+      <w:r>
+        <w:rPr>
+          <w:color w:val="000000" w:themeColor="text1"/>
+        </w:rPr>
+        <w:t>S</w:t>
+      </w:r>
+      <w:r>
+        <w:rPr>
+          <w:color w:val="000000" w:themeColor="text1"/>
+        </w:rPr>
+        <w:t xml:space="preserve"> </w:t>
+      </w:r>
+      <w:r>
+        <w:rPr>
+          <w:color w:val="000000" w:themeColor="text1"/>
+        </w:rPr>
+        <w:t>(</w:t>
+      </w:r>
+      <w:proofErr w:type="spellStart"/>
+      <w:r>
+        <w:rPr>
+          <w:color w:val="000000" w:themeColor="text1"/>
+        </w:rPr>
+        <w:t>applikasjonlaget</w:t>
+      </w:r>
+      <w:proofErr w:type="spellEnd"/>
+      <w:r>
+        <w:rPr>
+          <w:color w:val="000000" w:themeColor="text1"/>
+        </w:rPr>
+        <w:t>)</w:t>
+      </w:r>
+      <w:r>
+        <w:rPr>
+          <w:color w:val="000000" w:themeColor="text1"/>
+        </w:rPr>
+        <w:t xml:space="preserve"> kan velge blant to typer tjenes</w:t>
+      </w:r>
+      <w:r>
+        <w:rPr>
+          <w:color w:val="000000" w:themeColor="text1"/>
+        </w:rPr>
+        <w:t>t</w:t>
+      </w:r>
+      <w:r>
+        <w:rPr>
+          <w:color w:val="000000" w:themeColor="text1"/>
+        </w:rPr>
+        <w:t>er</w:t>
+      </w:r>
+      <w:r>
+        <w:rPr>
+          <w:color w:val="000000" w:themeColor="text1"/>
+        </w:rPr>
+        <w:t xml:space="preserve"> på transportlaget</w:t>
+      </w:r>
+      <w:r>
+        <w:rPr>
+          <w:color w:val="000000" w:themeColor="text1"/>
+        </w:rPr>
+        <w:t xml:space="preserve">, </w:t>
+      </w:r>
+      <w:r>
+        <w:rPr>
+          <w:color w:val="000000" w:themeColor="text1"/>
+        </w:rPr>
+        <w:t xml:space="preserve">enten </w:t>
+      </w:r>
+      <w:r>
+        <w:rPr>
+          <w:color w:val="000000" w:themeColor="text1"/>
+        </w:rPr>
+        <w:t>pålitelig overføring med TCP eller upålitelig (b</w:t>
+      </w:r>
+      <w:r>
+        <w:rPr>
+          <w:color w:val="000000" w:themeColor="text1"/>
+        </w:rPr>
+        <w:t>e</w:t>
+      </w:r>
+      <w:r>
+        <w:rPr>
+          <w:color w:val="000000" w:themeColor="text1"/>
+        </w:rPr>
+        <w:t xml:space="preserve">st </w:t>
+      </w:r>
+      <w:proofErr w:type="spellStart"/>
+      <w:r>
+        <w:rPr>
+          <w:color w:val="000000" w:themeColor="text1"/>
+        </w:rPr>
+        <w:t>eff</w:t>
+      </w:r>
+      <w:r>
+        <w:rPr>
+          <w:color w:val="000000" w:themeColor="text1"/>
+        </w:rPr>
+        <w:t>o</w:t>
+      </w:r>
+      <w:r>
+        <w:rPr>
+          <w:color w:val="000000" w:themeColor="text1"/>
+        </w:rPr>
+        <w:t>rt</w:t>
+      </w:r>
+      <w:proofErr w:type="spellEnd"/>
+      <w:r>
+        <w:rPr>
+          <w:color w:val="000000" w:themeColor="text1"/>
+        </w:rPr>
+        <w:t xml:space="preserve">) med UDP. </w:t>
       </w:r>
     </w:p>
     <w:p>
-      <w:r>
-        <w:t>DN</w:t>
-      </w:r>
-      <w:r>
-        <w:t>S</w:t>
-      </w:r>
-      <w:r>
-        <w:t xml:space="preserve"> </w:t>
-      </w:r>
-      <w:r>
-        <w:t>(</w:t>
+      <w:pPr>
+        <w:rPr>
+          <w:color w:val="000000" w:themeColor="text1"/>
+        </w:rPr>
+      </w:pPr>
+      <w:r>
+        <w:rPr>
+          <w:color w:val="000000" w:themeColor="text1"/>
+        </w:rPr>
+        <w:t xml:space="preserve">Start </w:t>
       </w:r>
       <w:proofErr w:type="spellStart"/>
       <w:r>
-        <w:t>applikasjonlaget</w:t>
+        <w:rPr>
+          <w:color w:val="000000" w:themeColor="text1"/>
+        </w:rPr>
+        <w:t>Wireshark</w:t>
       </w:r>
       <w:proofErr w:type="spellEnd"/>
       <w:r>
-        <w:t>)</w:t>
-      </w:r>
-      <w:r>
-        <w:t xml:space="preserve"> kan velge blant to typer tjenes</w:t>
-      </w:r>
-      <w:r>
-        <w:t>t</w:t>
-      </w:r>
-      <w:r>
-        <w:t>er</w:t>
-      </w:r>
-      <w:r>
-        <w:t xml:space="preserve"> på transportlaget</w:t>
-      </w:r>
-      <w:r>
+        <w:rPr>
+          <w:color w:val="000000" w:themeColor="text1"/>
+        </w:rPr>
+        <w:t xml:space="preserve"> og sett display-filter «DNS». </w:t>
+      </w:r>
+      <w:r>
+        <w:rPr>
+          <w:color w:val="000000" w:themeColor="text1"/>
+        </w:rPr>
+        <w:t xml:space="preserve">Vent </w:t>
+      </w:r>
+      <w:r>
+        <w:rPr>
+          <w:color w:val="000000" w:themeColor="text1"/>
+        </w:rPr>
+        <w:t>til det dukker opp noen DNS-pakker</w:t>
+      </w:r>
+      <w:r>
+        <w:rPr>
+          <w:color w:val="000000" w:themeColor="text1"/>
+        </w:rPr>
         <w:t xml:space="preserve">, </w:t>
       </w:r>
-      <w:r>
-        <w:t xml:space="preserve">enten </w:t>
-      </w:r>
-      <w:r>
-        <w:t>pålitelig overføring med TCP eller upålitelig (b</w:t>
-      </w:r>
-      <w:r>
-        <w:t>e</w:t>
-      </w:r>
-      <w:r>
-        <w:t xml:space="preserve">st </w:t>
-      </w:r>
       <w:proofErr w:type="spellStart"/>
       <w:r>
-        <w:t>eff</w:t>
-      </w:r>
-      <w:r>
-        <w:t>o</w:t>
-      </w:r>
-      <w:r>
-        <w:t>rt</w:t>
+        <w:rPr>
+          <w:color w:val="000000" w:themeColor="text1"/>
+        </w:rPr>
+        <w:t>f.eks</w:t>
       </w:r>
       <w:proofErr w:type="spellEnd"/>
       <w:r>
-        <w:t xml:space="preserve">) med UDP. </w:t>
-      </w:r>
-    </w:p>
-    <w:p>
-      <w:r>
-        <w:t xml:space="preserve">Start </w:t>
+        <w:rPr>
+          <w:color w:val="000000" w:themeColor="text1"/>
+        </w:rPr>
+        <w:t xml:space="preserve"> etter bruk av Nettleseren</w:t>
+      </w:r>
+      <w:r>
+        <w:rPr>
+          <w:color w:val="000000" w:themeColor="text1"/>
+        </w:rPr>
+        <w:t xml:space="preserve"> på ny webside, eller ved å </w:t>
       </w:r>
       <w:proofErr w:type="spellStart"/>
       <w:r>
-        <w:t>Wireshark</w:t>
+        <w:rPr>
+          <w:color w:val="000000" w:themeColor="text1"/>
+        </w:rPr>
+        <w:t>pinge</w:t>
       </w:r>
       <w:proofErr w:type="spellEnd"/>
       <w:r>
-        <w:t xml:space="preserve"> og sett display-filter «DNS». </w:t>
-      </w:r>
-      <w:r>
-        <w:t xml:space="preserve">Vent </w:t>
-      </w:r>
-      <w:r>
-        <w:t>til det dukker opp noen DNS-pakker</w:t>
-      </w:r>
-      <w:r>
-        <w:t xml:space="preserve">, </w:t>
-      </w:r>
-      <w:proofErr w:type="spellStart"/>
-      <w:r>
-        <w:t>f.eks</w:t>
-      </w:r>
-      <w:proofErr w:type="spellEnd"/>
-      <w:r>
-        <w:t xml:space="preserve"> etter bruk av Nettleseren</w:t>
-      </w:r>
-      <w:r>
-        <w:t xml:space="preserve"> på ny webside, eller ved å </w:t>
-      </w:r>
-      <w:proofErr w:type="spellStart"/>
-      <w:r>
-        <w:t>pinge</w:t>
-      </w:r>
-      <w:proofErr w:type="spellEnd"/>
-      <w:r>
+        <w:rPr>
+          <w:color w:val="000000" w:themeColor="text1"/>
+        </w:rPr>
         <w:t xml:space="preserve"> en webside fra CMD.</w:t>
       </w:r>
     </w:p>
@@ -1449,12 +2072,14 @@
         </w:numPr>
         <w:rPr>
           <w:bCs/>
-          <w:sz w:val="24"/>
-        </w:rPr>
-      </w:pPr>
-      <w:r>
-        <w:rPr>
-          <w:bCs/>
+          <w:color w:val="000000" w:themeColor="text1"/>
+          <w:sz w:val="24"/>
+        </w:rPr>
+      </w:pPr>
+      <w:r>
+        <w:rPr>
+          <w:bCs/>
+          <w:color w:val="000000" w:themeColor="text1"/>
           <w:sz w:val="24"/>
         </w:rPr>
         <w:t>Hvilke</w:t>
@@ -1462,6 +2087,7 @@
       <w:r>
         <w:rPr>
           <w:bCs/>
+          <w:color w:val="000000" w:themeColor="text1"/>
           <w:sz w:val="24"/>
         </w:rPr>
         <w:t>n</w:t>
@@ -1469,6 +2095,7 @@
       <w:r>
         <w:rPr>
           <w:bCs/>
+          <w:color w:val="000000" w:themeColor="text1"/>
           <w:sz w:val="24"/>
         </w:rPr>
         <w:t xml:space="preserve"> protokoll</w:t>
@@ -1476,6 +2103,7 @@
       <w:r>
         <w:rPr>
           <w:bCs/>
+          <w:color w:val="000000" w:themeColor="text1"/>
           <w:sz w:val="24"/>
         </w:rPr>
         <w:t xml:space="preserve"> </w:t>
@@ -1483,6 +2111,7 @@
       <w:r>
         <w:rPr>
           <w:bCs/>
+          <w:color w:val="000000" w:themeColor="text1"/>
           <w:sz w:val="24"/>
         </w:rPr>
         <w:t>er</w:t>
@@ -1490,6 +2119,7 @@
       <w:r>
         <w:rPr>
           <w:bCs/>
+          <w:color w:val="000000" w:themeColor="text1"/>
           <w:sz w:val="24"/>
         </w:rPr>
         <w:t xml:space="preserve"> </w:t>
@@ -1497,6 +2127,7 @@
       <w:r>
         <w:rPr>
           <w:bCs/>
+          <w:color w:val="000000" w:themeColor="text1"/>
           <w:sz w:val="24"/>
         </w:rPr>
         <w:t xml:space="preserve">det </w:t>
@@ -1504,6 +2135,7 @@
       <w:r>
         <w:rPr>
           <w:bCs/>
+          <w:color w:val="000000" w:themeColor="text1"/>
           <w:sz w:val="24"/>
         </w:rPr>
         <w:t>DNS</w:t>
@@ -1511,6 +2143,7 @@
       <w:r>
         <w:rPr>
           <w:bCs/>
+          <w:color w:val="000000" w:themeColor="text1"/>
           <w:sz w:val="24"/>
         </w:rPr>
         <w:t xml:space="preserve"> </w:t>
@@ -1518,6 +2151,7 @@
       <w:r>
         <w:rPr>
           <w:bCs/>
+          <w:color w:val="000000" w:themeColor="text1"/>
           <w:sz w:val="24"/>
         </w:rPr>
         <w:t xml:space="preserve">her </w:t>
@@ -1525,6 +2159,7 @@
       <w:r>
         <w:rPr>
           <w:bCs/>
+          <w:color w:val="000000" w:themeColor="text1"/>
           <w:sz w:val="24"/>
         </w:rPr>
         <w:t>benytte</w:t>
@@ -1532,6 +2167,7 @@
       <w:r>
         <w:rPr>
           <w:bCs/>
+          <w:color w:val="000000" w:themeColor="text1"/>
           <w:sz w:val="24"/>
         </w:rPr>
         <w:t>r</w:t>
@@ -1539,6 +2175,7 @@
       <w:r>
         <w:rPr>
           <w:bCs/>
+          <w:color w:val="000000" w:themeColor="text1"/>
           <w:sz w:val="24"/>
         </w:rPr>
         <w:t xml:space="preserve"> på transportlaget?</w:t>
@@ -1547,21 +2184,94 @@
     <w:p>
       <w:pPr>
         <w:rPr>
-          <w:i/>
-          <w:color w:val="FF0000"/>
-        </w:rPr>
-      </w:pPr>
+          <w:bCs/>
+          <w:color w:val="000000" w:themeColor="text1"/>
+          <w:sz w:val="24"/>
+        </w:rPr>
+      </w:pPr>
+      <w:r>
+        <w:rPr>
+          <w:bCs/>
+          <w:color w:val="000000" w:themeColor="text1"/>
+          <w:sz w:val="24"/>
+        </w:rPr>
+        <w:t xml:space="preserve">User Datagram </w:t>
+      </w:r>
+      <w:proofErr w:type="spellStart"/>
+      <w:r>
+        <w:rPr>
+          <w:bCs/>
+          <w:color w:val="000000" w:themeColor="text1"/>
+          <w:sz w:val="24"/>
+        </w:rPr>
+        <w:t>Protocol</w:t>
+      </w:r>
+      <w:proofErr w:type="spellEnd"/>
+      <w:r>
+        <w:rPr>
+          <w:bCs/>
+          <w:color w:val="000000" w:themeColor="text1"/>
+          <w:sz w:val="24"/>
+        </w:rPr>
+        <w:t xml:space="preserve"> (UDP)</w:t>
+      </w:r>
+      <w:r>
+        <w:rPr>
+          <w:bCs/>
+          <w:color w:val="000000" w:themeColor="text1"/>
+          <w:sz w:val="24"/>
+        </w:rPr>
+        <w:t xml:space="preserve"> brukes fordi den er rask og har lav overhead. DNS har ofte høy </w:t>
+      </w:r>
+      <w:proofErr w:type="spellStart"/>
+      <w:r>
+        <w:rPr>
+          <w:bCs/>
+          <w:color w:val="000000" w:themeColor="text1"/>
+          <w:sz w:val="24"/>
+        </w:rPr>
+        <w:t>request</w:t>
+      </w:r>
+      <w:proofErr w:type="spellEnd"/>
+      <w:r>
+        <w:rPr>
+          <w:bCs/>
+          <w:color w:val="000000" w:themeColor="text1"/>
+          <w:sz w:val="24"/>
+        </w:rPr>
+        <w:t xml:space="preserve"> </w:t>
+      </w:r>
+      <w:proofErr w:type="spellStart"/>
+      <w:r>
+        <w:rPr>
+          <w:bCs/>
+          <w:color w:val="000000" w:themeColor="text1"/>
+          <w:sz w:val="24"/>
+        </w:rPr>
+        <w:t>vs</w:t>
+      </w:r>
+      <w:proofErr w:type="spellEnd"/>
+      <w:r>
+        <w:rPr>
+          <w:bCs/>
+          <w:color w:val="000000" w:themeColor="text1"/>
+          <w:sz w:val="24"/>
+        </w:rPr>
+        <w:t xml:space="preserve"> data rate så gjennom hyppig etablering og stopping av tilkoblinger kan føre til mye overhead. </w:t>
+      </w:r>
     </w:p>
     <w:p>
       <w:pPr>
         <w:rPr>
           <w:b/>
+          <w:color w:val="000000" w:themeColor="text1"/>
           <w:sz w:val="24"/>
         </w:rPr>
       </w:pPr>
       <w:r>
         <w:rPr>
           <w:b/>
+          <w:color w:val="000000" w:themeColor="text1"/>
           <w:sz w:val="24"/>
         </w:rPr>
         <w:t>5. Adresser</w:t>
@@ -1576,12 +2286,14 @@
         </w:numPr>
         <w:rPr>
           <w:bCs/>
-          <w:sz w:val="24"/>
-        </w:rPr>
-      </w:pPr>
-      <w:r>
-        <w:rPr>
-          <w:bCs/>
+          <w:color w:val="000000" w:themeColor="text1"/>
+          <w:sz w:val="24"/>
+        </w:rPr>
+      </w:pPr>
+      <w:r>
+        <w:rPr>
+          <w:bCs/>
+          <w:color w:val="000000" w:themeColor="text1"/>
           <w:sz w:val="24"/>
         </w:rPr>
         <w:t>Hvilken konfigurering har egen PC?</w:t>
@@ -1593,12 +2305,14 @@
           <w:bCs/>
           <w:i/>
           <w:iCs/>
-          <w:sz w:val="24"/>
-        </w:rPr>
-      </w:pPr>
-      <w:r>
-        <w:rPr>
-          <w:bCs/>
+          <w:color w:val="000000" w:themeColor="text1"/>
+          <w:sz w:val="24"/>
+        </w:rPr>
+      </w:pPr>
+      <w:r>
+        <w:rPr>
+          <w:bCs/>
+          <w:color w:val="000000" w:themeColor="text1"/>
           <w:sz w:val="24"/>
         </w:rPr>
         <w:t xml:space="preserve">Pakker går mellom likestilte lag </w:t>
@@ -1606,6 +2320,7 @@
       <w:r>
         <w:rPr>
           <w:bCs/>
+          <w:color w:val="000000" w:themeColor="text1"/>
           <w:sz w:val="24"/>
         </w:rPr>
         <w:t xml:space="preserve">som kan befinne seg </w:t>
@@ -1613,6 +2328,7 @@
       <w:r>
         <w:rPr>
           <w:bCs/>
+          <w:color w:val="000000" w:themeColor="text1"/>
           <w:sz w:val="24"/>
         </w:rPr>
         <w:t>på ulike maskiner. Man må kunne identifisere kilde/avsender og destinasjon/mottaker på de ulike lagene.</w:t>
@@ -1620,6 +2336,7 @@
       <w:r>
         <w:rPr>
           <w:bCs/>
+          <w:color w:val="000000" w:themeColor="text1"/>
           <w:sz w:val="24"/>
         </w:rPr>
         <w:t xml:space="preserve"> </w:t>
@@ -1627,6 +2344,7 @@
       <w:r>
         <w:rPr>
           <w:bCs/>
+          <w:color w:val="000000" w:themeColor="text1"/>
           <w:sz w:val="24"/>
         </w:rPr>
         <w:t xml:space="preserve">Derfor inneholder pakkehodene slike adresser. </w:t>
@@ -1634,6 +2352,7 @@
       <w:r>
         <w:rPr>
           <w:bCs/>
+          <w:color w:val="000000" w:themeColor="text1"/>
           <w:sz w:val="24"/>
         </w:rPr>
         <w:t>Man finner setting for egen PC slik:</w:t>
@@ -1641,6 +2360,7 @@
       <w:r>
         <w:rPr>
           <w:bCs/>
+          <w:color w:val="000000" w:themeColor="text1"/>
           <w:sz w:val="24"/>
         </w:rPr>
         <w:t xml:space="preserve"> </w:t>
@@ -1650,6 +2370,7 @@
           <w:bCs/>
           <w:i/>
           <w:iCs/>
+          <w:color w:val="000000" w:themeColor="text1"/>
           <w:sz w:val="24"/>
         </w:rPr>
         <w:t xml:space="preserve">Windows: </w:t>
@@ -1659,6 +2380,7 @@
           <w:bCs/>
           <w:i/>
           <w:iCs/>
+          <w:color w:val="000000" w:themeColor="text1"/>
           <w:sz w:val="24"/>
         </w:rPr>
         <w:t xml:space="preserve">kjør </w:t>
@@ -1668,6 +2390,7 @@
           <w:bCs/>
           <w:i/>
           <w:iCs/>
+          <w:color w:val="000000" w:themeColor="text1"/>
           <w:sz w:val="24"/>
         </w:rPr>
         <w:t>Ledetekst</w:t>
@@ -1677,6 +2400,7 @@
           <w:bCs/>
           <w:i/>
           <w:iCs/>
+          <w:color w:val="000000" w:themeColor="text1"/>
           <w:sz w:val="24"/>
         </w:rPr>
         <w:t xml:space="preserve"> (eller </w:t>
@@ -1686,6 +2410,7 @@
           <w:bCs/>
           <w:i/>
           <w:iCs/>
+          <w:color w:val="000000" w:themeColor="text1"/>
           <w:sz w:val="24"/>
         </w:rPr>
         <w:t>CMD</w:t>
@@ -1695,6 +2420,7 @@
           <w:bCs/>
           <w:i/>
           <w:iCs/>
+          <w:color w:val="000000" w:themeColor="text1"/>
           <w:sz w:val="24"/>
         </w:rPr>
         <w:t>)</w:t>
@@ -1709,6 +2435,7 @@
         </w:numPr>
         <w:rPr>
           <w:bCs/>
+          <w:color w:val="000000" w:themeColor="text1"/>
           <w:sz w:val="24"/>
         </w:rPr>
       </w:pPr>
@@ -1717,6 +2444,7 @@
           <w:bCs/>
           <w:i/>
           <w:iCs/>
+          <w:color w:val="000000" w:themeColor="text1"/>
           <w:sz w:val="24"/>
         </w:rPr>
         <w:t>&gt;</w:t>
@@ -1727,6 +2455,7 @@
           <w:bCs/>
           <w:i/>
           <w:iCs/>
+          <w:color w:val="000000" w:themeColor="text1"/>
           <w:sz w:val="24"/>
         </w:rPr>
         <w:t>ipconfig</w:t>
@@ -1735,6 +2464,7 @@
       <w:r>
         <w:rPr>
           <w:bCs/>
+          <w:color w:val="000000" w:themeColor="text1"/>
           <w:sz w:val="24"/>
         </w:rPr>
         <w:t xml:space="preserve"> som viser IP-info for nettverkslaget</w:t>
@@ -1749,6 +2479,7 @@
         </w:numPr>
         <w:rPr>
           <w:bCs/>
+          <w:color w:val="000000" w:themeColor="text1"/>
           <w:sz w:val="24"/>
         </w:rPr>
       </w:pPr>
@@ -1757,6 +2488,7 @@
           <w:bCs/>
           <w:i/>
           <w:iCs/>
+          <w:color w:val="000000" w:themeColor="text1"/>
           <w:sz w:val="24"/>
         </w:rPr>
         <w:t>&gt;</w:t>
@@ -1767,6 +2499,7 @@
           <w:bCs/>
           <w:i/>
           <w:iCs/>
+          <w:color w:val="000000" w:themeColor="text1"/>
           <w:sz w:val="24"/>
         </w:rPr>
         <w:t>ipconfig</w:t>
@@ -1777,6 +2510,7 @@
           <w:bCs/>
           <w:i/>
           <w:iCs/>
+          <w:color w:val="000000" w:themeColor="text1"/>
           <w:sz w:val="24"/>
         </w:rPr>
         <w:t xml:space="preserve"> /all</w:t>
@@ -1784,6 +2518,7 @@
       <w:r>
         <w:rPr>
           <w:bCs/>
+          <w:color w:val="000000" w:themeColor="text1"/>
           <w:sz w:val="24"/>
         </w:rPr>
         <w:t xml:space="preserve"> for mer detaljer, blant annet MAC-adresser </w:t>
@@ -1793,22 +2528,280 @@
       <w:pPr>
         <w:rPr>
           <w:bCs/>
-          <w:sz w:val="24"/>
-        </w:rPr>
-      </w:pPr>
-      <w:r>
-        <w:rPr>
-          <w:bCs/>
-          <w:sz w:val="24"/>
-        </w:rPr>
-        <w:t>Fyll inn tabell med h</w:t>
-      </w:r>
-      <w:r>
-        <w:rPr>
-          <w:bCs/>
-          <w:sz w:val="24"/>
-        </w:rPr>
-        <w:t>vilke adresser er din egen PC konfigurert med</w:t>
+          <w:color w:val="000000" w:themeColor="text1"/>
+          <w:sz w:val="24"/>
+        </w:rPr>
+      </w:pPr>
+      <w:r>
+        <w:rPr>
+          <w:bCs/>
+          <w:color w:val="000000" w:themeColor="text1"/>
+          <w:sz w:val="24"/>
+        </w:rPr>
+        <w:t xml:space="preserve">Har </w:t>
+      </w:r>
+      <w:proofErr w:type="spellStart"/>
+      <w:r>
+        <w:rPr>
+          <w:bCs/>
+          <w:color w:val="000000" w:themeColor="text1"/>
+          <w:sz w:val="24"/>
+        </w:rPr>
+        <w:t>mac</w:t>
+      </w:r>
+      <w:proofErr w:type="spellEnd"/>
+      <w:r>
+        <w:rPr>
+          <w:bCs/>
+          <w:color w:val="000000" w:themeColor="text1"/>
+          <w:sz w:val="24"/>
+        </w:rPr>
+        <w:t xml:space="preserve"> så disse kommandoene ble brukt:</w:t>
+      </w:r>
+    </w:p>
+    <w:p>
+      <w:pPr>
+        <w:pStyle w:val="ListParagraph"/>
+        <w:numPr>
+          <w:ilvl w:val="0"/>
+          <w:numId w:val="14"/>
+        </w:numPr>
+        <w:rPr>
+          <w:bCs/>
+          <w:color w:val="000000" w:themeColor="text1"/>
+          <w:sz w:val="24"/>
+        </w:rPr>
+      </w:pPr>
+      <w:proofErr w:type="spellStart"/>
+      <w:r>
+        <w:rPr>
+          <w:bCs/>
+          <w:color w:val="000000" w:themeColor="text1"/>
+          <w:sz w:val="24"/>
+        </w:rPr>
+        <w:t>ifconfig</w:t>
+      </w:r>
+      <w:proofErr w:type="spellEnd"/>
+      <w:r>
+        <w:rPr>
+          <w:bCs/>
+          <w:color w:val="000000" w:themeColor="text1"/>
+          <w:sz w:val="24"/>
+        </w:rPr>
+        <w:t xml:space="preserve"> en0 </w:t>
+      </w:r>
+      <w:r>
+        <w:rPr>
+          <w:bCs/>
+          <w:color w:val="000000" w:themeColor="text1"/>
+          <w:sz w:val="24"/>
+        </w:rPr>
+        <w:t xml:space="preserve">| grep </w:t>
+      </w:r>
+      <w:proofErr w:type="spellStart"/>
+      <w:r>
+        <w:rPr>
+          <w:bCs/>
+          <w:color w:val="000000" w:themeColor="text1"/>
+          <w:sz w:val="24"/>
+        </w:rPr>
+        <w:t>inet</w:t>
+      </w:r>
+      <w:proofErr w:type="spellEnd"/>
+    </w:p>
+    <w:p>
+      <w:pPr>
+        <w:pStyle w:val="ListParagraph"/>
+        <w:numPr>
+          <w:ilvl w:val="0"/>
+          <w:numId w:val="14"/>
+        </w:numPr>
+        <w:rPr>
+          <w:bCs/>
+          <w:color w:val="000000" w:themeColor="text1"/>
+          <w:sz w:val="24"/>
+        </w:rPr>
+      </w:pPr>
+      <w:proofErr w:type="spellStart"/>
+      <w:r>
+        <w:rPr>
+          <w:bCs/>
+          <w:color w:val="000000" w:themeColor="text1"/>
+          <w:sz w:val="24"/>
+        </w:rPr>
+        <w:t>netstat</w:t>
+      </w:r>
+      <w:proofErr w:type="spellEnd"/>
+      <w:r>
+        <w:rPr>
+          <w:bCs/>
+          <w:color w:val="000000" w:themeColor="text1"/>
+          <w:sz w:val="24"/>
+        </w:rPr>
+        <w:t xml:space="preserve"> -</w:t>
+      </w:r>
+      <w:proofErr w:type="spellStart"/>
+      <w:r>
+        <w:rPr>
+          <w:bCs/>
+          <w:color w:val="000000" w:themeColor="text1"/>
+          <w:sz w:val="24"/>
+        </w:rPr>
+        <w:t>rn</w:t>
+      </w:r>
+      <w:proofErr w:type="spellEnd"/>
+      <w:r>
+        <w:rPr>
+          <w:bCs/>
+          <w:color w:val="000000" w:themeColor="text1"/>
+          <w:sz w:val="24"/>
+        </w:rPr>
+        <w:t xml:space="preserve"> | grep </w:t>
+      </w:r>
+      <w:proofErr w:type="spellStart"/>
+      <w:r>
+        <w:rPr>
+          <w:bCs/>
+          <w:color w:val="000000" w:themeColor="text1"/>
+          <w:sz w:val="24"/>
+        </w:rPr>
+        <w:t>default</w:t>
+      </w:r>
+      <w:proofErr w:type="spellEnd"/>
+      <w:r>
+        <w:rPr>
+          <w:bCs/>
+          <w:color w:val="000000" w:themeColor="text1"/>
+          <w:sz w:val="24"/>
+        </w:rPr>
+        <w:t xml:space="preserve"> | grep en0</w:t>
+      </w:r>
+    </w:p>
+    <w:p>
+      <w:pPr>
+        <w:pStyle w:val="ListParagraph"/>
+        <w:numPr>
+          <w:ilvl w:val="0"/>
+          <w:numId w:val="14"/>
+        </w:numPr>
+        <w:rPr>
+          <w:bCs/>
+          <w:color w:val="000000" w:themeColor="text1"/>
+          <w:sz w:val="24"/>
+        </w:rPr>
+      </w:pPr>
+      <w:proofErr w:type="spellStart"/>
+      <w:r>
+        <w:rPr>
+          <w:bCs/>
+          <w:color w:val="000000" w:themeColor="text1"/>
+          <w:sz w:val="24"/>
+        </w:rPr>
+        <w:t>ifconfig</w:t>
+      </w:r>
+      <w:proofErr w:type="spellEnd"/>
+      <w:r>
+        <w:rPr>
+          <w:bCs/>
+          <w:color w:val="000000" w:themeColor="text1"/>
+          <w:sz w:val="24"/>
+        </w:rPr>
+        <w:t xml:space="preserve"> en0 | grep </w:t>
+      </w:r>
+      <w:proofErr w:type="spellStart"/>
+      <w:r>
+        <w:rPr>
+          <w:bCs/>
+          <w:color w:val="000000" w:themeColor="text1"/>
+          <w:sz w:val="24"/>
+        </w:rPr>
+        <w:t>netmask</w:t>
+      </w:r>
+      <w:proofErr w:type="spellEnd"/>
+    </w:p>
+    <w:p>
+      <w:pPr>
+        <w:pStyle w:val="ListParagraph"/>
+        <w:numPr>
+          <w:ilvl w:val="0"/>
+          <w:numId w:val="14"/>
+        </w:numPr>
+        <w:rPr>
+          <w:bCs/>
+          <w:color w:val="000000" w:themeColor="text1"/>
+          <w:sz w:val="24"/>
+        </w:rPr>
+      </w:pPr>
+      <w:r>
+        <w:rPr>
+          <w:bCs/>
+          <w:color w:val="000000" w:themeColor="text1"/>
+          <w:sz w:val="24"/>
+        </w:rPr>
+        <w:t xml:space="preserve">eller </w:t>
+      </w:r>
+      <w:proofErr w:type="spellStart"/>
+      <w:r>
+        <w:rPr>
+          <w:bCs/>
+          <w:color w:val="000000" w:themeColor="text1"/>
+          <w:sz w:val="24"/>
+        </w:rPr>
+        <w:t>ifconfig</w:t>
+      </w:r>
+      <w:proofErr w:type="spellEnd"/>
+      <w:r>
+        <w:rPr>
+          <w:bCs/>
+          <w:color w:val="000000" w:themeColor="text1"/>
+          <w:sz w:val="24"/>
+        </w:rPr>
+        <w:t xml:space="preserve"> en0 | grep </w:t>
+      </w:r>
+      <w:proofErr w:type="spellStart"/>
+      <w:r>
+        <w:rPr>
+          <w:bCs/>
+          <w:color w:val="000000" w:themeColor="text1"/>
+          <w:sz w:val="24"/>
+        </w:rPr>
+        <w:t>inet</w:t>
+      </w:r>
+      <w:proofErr w:type="spellEnd"/>
+      <w:r>
+        <w:rPr>
+          <w:bCs/>
+          <w:color w:val="000000" w:themeColor="text1"/>
+          <w:sz w:val="24"/>
+        </w:rPr>
+        <w:t xml:space="preserve"> | grep </w:t>
+      </w:r>
+      <w:proofErr w:type="spellStart"/>
+      <w:r>
+        <w:rPr>
+          <w:bCs/>
+          <w:color w:val="000000" w:themeColor="text1"/>
+          <w:sz w:val="24"/>
+        </w:rPr>
+        <w:t>netmask</w:t>
+      </w:r>
+      <w:proofErr w:type="spellEnd"/>
+    </w:p>
+    <w:p>
+      <w:pPr>
+        <w:rPr>
+          <w:bCs/>
+          <w:color w:val="000000" w:themeColor="text1"/>
+          <w:sz w:val="24"/>
+        </w:rPr>
+      </w:pPr>
+      <w:r>
+        <w:rPr>
+          <w:bCs/>
+          <w:color w:val="000000" w:themeColor="text1"/>
+          <w:sz w:val="24"/>
+        </w:rPr>
+        <w:t>Fyll inn tabell med hvilke adresser er din egen PC konfigurert med</w:t>
       </w:r>
     </w:p>
     <w:tbl>
@@ -1830,12 +2823,14 @@
             <w:pPr>
               <w:rPr>
                 <w:b/>
+                <w:color w:val="000000" w:themeColor="text1"/>
                 <w:sz w:val="24"/>
               </w:rPr>
             </w:pPr>
             <w:r>
               <w:rPr>
                 <w:b/>
+                <w:color w:val="000000" w:themeColor="text1"/>
                 <w:sz w:val="24"/>
               </w:rPr>
               <w:t>Adressefelt</w:t>
@@ -1850,12 +2845,14 @@
             <w:pPr>
               <w:rPr>
                 <w:b/>
+                <w:color w:val="000000" w:themeColor="text1"/>
                 <w:sz w:val="24"/>
               </w:rPr>
             </w:pPr>
             <w:r>
               <w:rPr>
                 <w:b/>
+                <w:color w:val="000000" w:themeColor="text1"/>
                 <w:sz w:val="24"/>
               </w:rPr>
               <w:t>Verdi</w:t>
@@ -1872,12 +2869,14 @@
             <w:pPr>
               <w:rPr>
                 <w:bCs/>
-                <w:sz w:val="24"/>
-              </w:rPr>
-            </w:pPr>
-            <w:r>
-              <w:rPr>
-                <w:bCs/>
+                <w:color w:val="000000" w:themeColor="text1"/>
+                <w:sz w:val="24"/>
+              </w:rPr>
+            </w:pPr>
+            <w:r>
+              <w:rPr>
+                <w:bCs/>
+                <w:color w:val="000000" w:themeColor="text1"/>
                 <w:sz w:val="24"/>
               </w:rPr>
               <w:t>MAC-adresse</w:t>
@@ -1892,9 +2891,28 @@
             <w:pPr>
               <w:rPr>
                 <w:b/>
-                <w:sz w:val="24"/>
-              </w:rPr>
-            </w:pPr>
+                <w:color w:val="000000" w:themeColor="text1"/>
+                <w:sz w:val="24"/>
+              </w:rPr>
+            </w:pPr>
+            <w:r>
+              <w:rPr>
+                <w:b/>
+                <w:color w:val="000000" w:themeColor="text1"/>
+                <w:sz w:val="24"/>
+              </w:rPr>
+              <w:t>a0:99:9</w:t>
+            </w:r>
+            <w:proofErr w:type="gramStart"/>
+            <w:r>
+              <w:rPr>
+                <w:b/>
+                <w:color w:val="000000" w:themeColor="text1"/>
+                <w:sz w:val="24"/>
+              </w:rPr>
+              <w:t>b:00:12:63</w:t>
+            </w:r>
+            <w:proofErr w:type="gramEnd"/>
           </w:p>
         </w:tc>
       </w:tr>
@@ -1907,12 +2925,14 @@
             <w:pPr>
               <w:rPr>
                 <w:bCs/>
-                <w:sz w:val="24"/>
-              </w:rPr>
-            </w:pPr>
-            <w:r>
-              <w:rPr>
-                <w:bCs/>
+                <w:color w:val="000000" w:themeColor="text1"/>
+                <w:sz w:val="24"/>
+              </w:rPr>
+            </w:pPr>
+            <w:r>
+              <w:rPr>
+                <w:bCs/>
+                <w:color w:val="000000" w:themeColor="text1"/>
                 <w:sz w:val="24"/>
               </w:rPr>
               <w:t>IPv4</w:t>
@@ -1927,9 +2947,18 @@
             <w:pPr>
               <w:rPr>
                 <w:b/>
-                <w:sz w:val="24"/>
-              </w:rPr>
-            </w:pPr>
+                <w:color w:val="000000" w:themeColor="text1"/>
+                <w:sz w:val="24"/>
+              </w:rPr>
+            </w:pPr>
+            <w:r>
+              <w:rPr>
+                <w:b/>
+                <w:color w:val="000000" w:themeColor="text1"/>
+                <w:sz w:val="24"/>
+              </w:rPr>
+              <w:t>192.168.10.131</w:t>
+            </w:r>
           </w:p>
         </w:tc>
       </w:tr>
@@ -1942,6 +2971,7 @@
             <w:pPr>
               <w:rPr>
                 <w:bCs/>
+                <w:color w:val="000000" w:themeColor="text1"/>
                 <w:sz w:val="24"/>
               </w:rPr>
             </w:pPr>
@@ -1949,6 +2979,7 @@
             <w:r>
               <w:rPr>
                 <w:bCs/>
+                <w:color w:val="000000" w:themeColor="text1"/>
                 <w:sz w:val="24"/>
               </w:rPr>
               <w:t>Default</w:t>
@@ -1957,6 +2988,7 @@
             <w:r>
               <w:rPr>
                 <w:bCs/>
+                <w:color w:val="000000" w:themeColor="text1"/>
                 <w:sz w:val="24"/>
               </w:rPr>
               <w:t xml:space="preserve"> </w:t>
@@ -1965,6 +2997,7 @@
             <w:r>
               <w:rPr>
                 <w:bCs/>
+                <w:color w:val="000000" w:themeColor="text1"/>
                 <w:sz w:val="24"/>
               </w:rPr>
               <w:t>gateway</w:t>
@@ -1973,6 +3006,7 @@
             <w:r>
               <w:rPr>
                 <w:bCs/>
+                <w:color w:val="000000" w:themeColor="text1"/>
                 <w:sz w:val="24"/>
               </w:rPr>
               <w:t xml:space="preserve"> IPv4</w:t>
@@ -1987,9 +3021,18 @@
             <w:pPr>
               <w:rPr>
                 <w:b/>
-                <w:sz w:val="24"/>
-              </w:rPr>
-            </w:pPr>
+                <w:color w:val="000000" w:themeColor="text1"/>
+                <w:sz w:val="24"/>
+              </w:rPr>
+            </w:pPr>
+            <w:r>
+              <w:rPr>
+                <w:b/>
+                <w:color w:val="000000" w:themeColor="text1"/>
+                <w:sz w:val="24"/>
+              </w:rPr>
+              <w:t>192.168.10.1</w:t>
+            </w:r>
           </w:p>
         </w:tc>
       </w:tr>
@@ -2002,14 +3045,17 @@
             <w:pPr>
               <w:rPr>
                 <w:bCs/>
-                <w:sz w:val="24"/>
-              </w:rPr>
-            </w:pPr>
-            <w:r>
-              <w:rPr>
-                <w:bCs/>
-                <w:sz w:val="24"/>
-              </w:rPr>
+                <w:color w:val="000000" w:themeColor="text1"/>
+                <w:sz w:val="24"/>
+              </w:rPr>
+            </w:pPr>
+            <w:r>
+              <w:rPr>
+                <w:bCs/>
+                <w:color w:val="000000" w:themeColor="text1"/>
+                <w:sz w:val="24"/>
+              </w:rPr>
+              <w:lastRenderedPageBreak/>
               <w:t>Nettmaske</w:t>
             </w:r>
           </w:p>
@@ -2022,9 +3068,18 @@
             <w:pPr>
               <w:rPr>
                 <w:b/>
-                <w:sz w:val="24"/>
-              </w:rPr>
-            </w:pPr>
+                <w:color w:val="000000" w:themeColor="text1"/>
+                <w:sz w:val="24"/>
+              </w:rPr>
+            </w:pPr>
+            <w:r>
+              <w:rPr>
+                <w:b/>
+                <w:color w:val="000000" w:themeColor="text1"/>
+                <w:sz w:val="24"/>
+              </w:rPr>
+              <w:t>0xffffff00</w:t>
+            </w:r>
           </w:p>
         </w:tc>
       </w:tr>
@@ -2033,6 +3088,7 @@
       <w:pPr>
         <w:rPr>
           <w:bCs/>
+          <w:color w:val="000000" w:themeColor="text1"/>
           <w:sz w:val="24"/>
         </w:rPr>
       </w:pPr>
@@ -2041,6 +3097,7 @@
       <w:pPr>
         <w:rPr>
           <w:bCs/>
+          <w:color w:val="000000" w:themeColor="text1"/>
           <w:sz w:val="24"/>
         </w:rPr>
       </w:pPr>
@@ -2049,6 +3106,7 @@
       <w:pPr>
         <w:rPr>
           <w:bCs/>
+          <w:color w:val="000000" w:themeColor="text1"/>
           <w:sz w:val="24"/>
         </w:rPr>
       </w:pPr>
@@ -2057,14 +3115,7 @@
       <w:pPr>
         <w:rPr>
           <w:bCs/>
-          <w:sz w:val="24"/>
-        </w:rPr>
-      </w:pPr>
-    </w:p>
-    <w:p>
-      <w:pPr>
-        <w:rPr>
-          <w:bCs/>
+          <w:color w:val="000000" w:themeColor="text1"/>
           <w:sz w:val="24"/>
         </w:rPr>
       </w:pPr>
@@ -2078,15 +3129,16 @@
         </w:numPr>
         <w:rPr>
           <w:bCs/>
-          <w:sz w:val="24"/>
-        </w:rPr>
-      </w:pPr>
-      <w:r>
-        <w:rPr>
-          <w:bCs/>
-          <w:sz w:val="24"/>
-        </w:rPr>
-        <w:lastRenderedPageBreak/>
+          <w:color w:val="000000" w:themeColor="text1"/>
+          <w:sz w:val="24"/>
+        </w:rPr>
+      </w:pPr>
+      <w:r>
+        <w:rPr>
+          <w:bCs/>
+          <w:color w:val="000000" w:themeColor="text1"/>
+          <w:sz w:val="24"/>
+        </w:rPr>
         <w:t>Hvilke mottakeradresser sender din PC til?</w:t>
       </w:r>
     </w:p>
@@ -2094,6 +3146,7 @@
       <w:pPr>
         <w:rPr>
           <w:bCs/>
+          <w:color w:val="000000" w:themeColor="text1"/>
           <w:sz w:val="24"/>
         </w:rPr>
       </w:pPr>
@@ -2101,6 +3154,7 @@
       <w:r>
         <w:rPr>
           <w:bCs/>
+          <w:color w:val="000000" w:themeColor="text1"/>
           <w:sz w:val="24"/>
         </w:rPr>
         <w:t>Wireshark</w:t>
@@ -2109,6 +3163,7 @@
       <w:r>
         <w:rPr>
           <w:bCs/>
+          <w:color w:val="000000" w:themeColor="text1"/>
           <w:sz w:val="24"/>
         </w:rPr>
         <w:t xml:space="preserve"> </w:t>
@@ -2116,6 +3171,7 @@
       <w:r>
         <w:rPr>
           <w:bCs/>
+          <w:color w:val="000000" w:themeColor="text1"/>
           <w:sz w:val="24"/>
         </w:rPr>
         <w:t xml:space="preserve">viser </w:t>
@@ -2123,6 +3179,7 @@
       <w:r>
         <w:rPr>
           <w:bCs/>
+          <w:color w:val="000000" w:themeColor="text1"/>
           <w:sz w:val="24"/>
         </w:rPr>
         <w:t>mottakeradresser (</w:t>
@@ -2131,6 +3188,7 @@
       <w:r>
         <w:rPr>
           <w:bCs/>
+          <w:color w:val="000000" w:themeColor="text1"/>
           <w:sz w:val="24"/>
         </w:rPr>
         <w:t>dst</w:t>
@@ -2139,27 +3197,15 @@
       <w:r>
         <w:rPr>
           <w:bCs/>
-          <w:sz w:val="24"/>
-        </w:rPr>
-        <w:t>)</w:t>
-      </w:r>
-      <w:r>
-        <w:rPr>
-          <w:bCs/>
-          <w:sz w:val="24"/>
-        </w:rPr>
-        <w:t xml:space="preserve"> i pakke</w:t>
-      </w:r>
-      <w:r>
-        <w:rPr>
-          <w:bCs/>
-          <w:sz w:val="24"/>
-        </w:rPr>
-        <w:t>ne som sendes.</w:t>
-      </w:r>
-      <w:r>
-        <w:rPr>
-          <w:bCs/>
+          <w:color w:val="000000" w:themeColor="text1"/>
+          <w:sz w:val="24"/>
+        </w:rPr>
+        <w:t>) i pakkene som sendes.</w:t>
+      </w:r>
+      <w:r>
+        <w:rPr>
+          <w:bCs/>
+          <w:color w:val="000000" w:themeColor="text1"/>
           <w:sz w:val="24"/>
         </w:rPr>
         <w:t xml:space="preserve"> </w:t>
@@ -2167,6 +3213,7 @@
       <w:r>
         <w:rPr>
           <w:bCs/>
+          <w:color w:val="000000" w:themeColor="text1"/>
           <w:sz w:val="24"/>
         </w:rPr>
         <w:t xml:space="preserve">Bruk kommando </w:t>
@@ -2176,6 +3223,7 @@
           <w:bCs/>
           <w:i/>
           <w:iCs/>
+          <w:color w:val="000000" w:themeColor="text1"/>
           <w:sz w:val="24"/>
         </w:rPr>
         <w:t>CMD</w:t>
@@ -2183,6 +3231,7 @@
       <w:r>
         <w:rPr>
           <w:bCs/>
+          <w:color w:val="000000" w:themeColor="text1"/>
           <w:sz w:val="24"/>
         </w:rPr>
         <w:t>&gt;</w:t>
@@ -2192,6 +3241,7 @@
           <w:bCs/>
           <w:i/>
           <w:iCs/>
+          <w:color w:val="000000" w:themeColor="text1"/>
           <w:sz w:val="24"/>
         </w:rPr>
         <w:t>ping</w:t>
@@ -2201,6 +3251,7 @@
           <w:bCs/>
           <w:i/>
           <w:iCs/>
+          <w:color w:val="000000" w:themeColor="text1"/>
           <w:sz w:val="24"/>
         </w:rPr>
         <w:t xml:space="preserve"> </w:t>
@@ -2208,21 +3259,16 @@
       <w:r>
         <w:rPr>
           <w:bCs/>
-          <w:sz w:val="24"/>
-        </w:rPr>
-        <w:t>på et par webadresse</w:t>
-      </w:r>
-      <w:r>
-        <w:rPr>
-          <w:bCs/>
-          <w:sz w:val="24"/>
-        </w:rPr>
-        <w:t xml:space="preserve"> mens </w:t>
+          <w:color w:val="000000" w:themeColor="text1"/>
+          <w:sz w:val="24"/>
+        </w:rPr>
+        <w:t xml:space="preserve">på et par webadresse mens </w:t>
       </w:r>
       <w:proofErr w:type="spellStart"/>
       <w:r>
         <w:rPr>
           <w:bCs/>
+          <w:color w:val="000000" w:themeColor="text1"/>
           <w:sz w:val="24"/>
         </w:rPr>
         <w:t>Wireshark</w:t>
@@ -2231,6 +3277,7 @@
       <w:r>
         <w:rPr>
           <w:bCs/>
+          <w:color w:val="000000" w:themeColor="text1"/>
           <w:sz w:val="24"/>
         </w:rPr>
         <w:t xml:space="preserve"> fanger</w:t>
@@ -2238,6 +3285,7 @@
       <w:r>
         <w:rPr>
           <w:bCs/>
+          <w:color w:val="000000" w:themeColor="text1"/>
           <w:sz w:val="24"/>
         </w:rPr>
         <w:t xml:space="preserve">. </w:t>
@@ -2245,6 +3293,7 @@
       <w:r>
         <w:rPr>
           <w:bCs/>
+          <w:color w:val="000000" w:themeColor="text1"/>
           <w:sz w:val="24"/>
         </w:rPr>
         <w:t xml:space="preserve">Finn </w:t>
@@ -2252,6 +3301,7 @@
       <w:r>
         <w:rPr>
           <w:bCs/>
+          <w:color w:val="000000" w:themeColor="text1"/>
           <w:sz w:val="24"/>
         </w:rPr>
         <w:t>mottaker</w:t>
@@ -2259,6 +3309,7 @@
       <w:r>
         <w:rPr>
           <w:bCs/>
+          <w:color w:val="000000" w:themeColor="text1"/>
           <w:sz w:val="24"/>
         </w:rPr>
         <w:t>adresser</w:t>
@@ -2266,6 +3317,7 @@
       <w:r>
         <w:rPr>
           <w:bCs/>
+          <w:color w:val="000000" w:themeColor="text1"/>
           <w:sz w:val="24"/>
         </w:rPr>
         <w:t xml:space="preserve"> (</w:t>
@@ -2274,6 +3326,7 @@
       <w:r>
         <w:rPr>
           <w:bCs/>
+          <w:color w:val="000000" w:themeColor="text1"/>
           <w:sz w:val="24"/>
         </w:rPr>
         <w:t>dst</w:t>
@@ -2282,6 +3335,7 @@
       <w:r>
         <w:rPr>
           <w:bCs/>
+          <w:color w:val="000000" w:themeColor="text1"/>
           <w:sz w:val="24"/>
         </w:rPr>
         <w:t>)</w:t>
@@ -2289,6 +3343,7 @@
       <w:r>
         <w:rPr>
           <w:bCs/>
+          <w:color w:val="000000" w:themeColor="text1"/>
           <w:sz w:val="24"/>
         </w:rPr>
         <w:t xml:space="preserve"> </w:t>
@@ -2296,6 +3351,7 @@
       <w:r>
         <w:rPr>
           <w:bCs/>
+          <w:color w:val="000000" w:themeColor="text1"/>
           <w:sz w:val="24"/>
         </w:rPr>
         <w:t>i pakke</w:t>
@@ -2303,6 +3359,7 @@
       <w:r>
         <w:rPr>
           <w:bCs/>
+          <w:color w:val="000000" w:themeColor="text1"/>
           <w:sz w:val="24"/>
         </w:rPr>
         <w:t>ne</w:t>
@@ -2310,6 +3367,7 @@
       <w:r>
         <w:rPr>
           <w:bCs/>
+          <w:color w:val="000000" w:themeColor="text1"/>
           <w:sz w:val="24"/>
         </w:rPr>
         <w:t xml:space="preserve"> som sendes</w:t>
@@ -2317,6 +3375,7 @@
       <w:r>
         <w:rPr>
           <w:bCs/>
+          <w:color w:val="000000" w:themeColor="text1"/>
           <w:sz w:val="24"/>
         </w:rPr>
         <w:t xml:space="preserve">. </w:t>
@@ -2324,6 +3383,7 @@
       <w:r>
         <w:rPr>
           <w:bCs/>
+          <w:color w:val="000000" w:themeColor="text1"/>
           <w:sz w:val="24"/>
         </w:rPr>
         <w:t>Fyll inn tabell:</w:t>
@@ -2349,12 +3409,14 @@
             <w:pPr>
               <w:rPr>
                 <w:b/>
+                <w:color w:val="000000" w:themeColor="text1"/>
                 <w:sz w:val="24"/>
               </w:rPr>
             </w:pPr>
             <w:r>
               <w:rPr>
                 <w:b/>
+                <w:color w:val="000000" w:themeColor="text1"/>
                 <w:sz w:val="24"/>
               </w:rPr>
               <w:t>Ping på webadresse</w:t>
@@ -2369,6 +3431,7 @@
             <w:pPr>
               <w:rPr>
                 <w:b/>
+                <w:color w:val="000000" w:themeColor="text1"/>
                 <w:sz w:val="24"/>
               </w:rPr>
             </w:pPr>
@@ -2376,6 +3439,7 @@
             <w:r>
               <w:rPr>
                 <w:b/>
+                <w:color w:val="000000" w:themeColor="text1"/>
                 <w:sz w:val="24"/>
               </w:rPr>
               <w:t>Dst</w:t>
@@ -2384,6 +3448,7 @@
             <w:r>
               <w:rPr>
                 <w:b/>
+                <w:color w:val="000000" w:themeColor="text1"/>
                 <w:sz w:val="24"/>
               </w:rPr>
               <w:t xml:space="preserve"> MAC (lenkelaget)</w:t>
@@ -2398,6 +3463,7 @@
             <w:pPr>
               <w:rPr>
                 <w:b/>
+                <w:color w:val="000000" w:themeColor="text1"/>
                 <w:sz w:val="24"/>
               </w:rPr>
             </w:pPr>
@@ -2405,6 +3471,7 @@
             <w:r>
               <w:rPr>
                 <w:b/>
+                <w:color w:val="000000" w:themeColor="text1"/>
                 <w:sz w:val="24"/>
               </w:rPr>
               <w:t>Dst</w:t>
@@ -2413,6 +3480,7 @@
             <w:r>
               <w:rPr>
                 <w:b/>
+                <w:color w:val="000000" w:themeColor="text1"/>
                 <w:sz w:val="24"/>
               </w:rPr>
               <w:t xml:space="preserve"> IPv4 eller IPv6</w:t>
@@ -2429,9 +3497,18 @@
             <w:pPr>
               <w:rPr>
                 <w:bCs/>
-                <w:sz w:val="24"/>
-              </w:rPr>
-            </w:pPr>
+                <w:color w:val="000000" w:themeColor="text1"/>
+                <w:sz w:val="24"/>
+              </w:rPr>
+            </w:pPr>
+            <w:r>
+              <w:rPr>
+                <w:bCs/>
+                <w:color w:val="000000" w:themeColor="text1"/>
+                <w:sz w:val="24"/>
+              </w:rPr>
+              <w:t>Datakom.no</w:t>
+            </w:r>
           </w:p>
         </w:tc>
         <w:tc>
@@ -2442,9 +3519,39 @@
             <w:pPr>
               <w:rPr>
                 <w:bCs/>
-                <w:sz w:val="24"/>
-              </w:rPr>
-            </w:pPr>
+                <w:color w:val="000000" w:themeColor="text1"/>
+                <w:sz w:val="24"/>
+              </w:rPr>
+            </w:pPr>
+            <w:r>
+              <w:rPr>
+                <w:bCs/>
+                <w:color w:val="000000" w:themeColor="text1"/>
+                <w:sz w:val="24"/>
+                <w:lang w:val="en-US"/>
+              </w:rPr>
+              <w:t>d4:3</w:t>
+            </w:r>
+            <w:proofErr w:type="gramStart"/>
+            <w:r>
+              <w:rPr>
+                <w:bCs/>
+                <w:color w:val="000000" w:themeColor="text1"/>
+                <w:sz w:val="24"/>
+                <w:lang w:val="en-US"/>
+              </w:rPr>
+              <w:t>d:f</w:t>
+            </w:r>
+            <w:proofErr w:type="gramEnd"/>
+            <w:r>
+              <w:rPr>
+                <w:bCs/>
+                <w:color w:val="000000" w:themeColor="text1"/>
+                <w:sz w:val="24"/>
+                <w:lang w:val="en-US"/>
+              </w:rPr>
+              <w:t>3:ce:1b:70</w:t>
+            </w:r>
           </w:p>
         </w:tc>
         <w:tc>
@@ -2455,9 +3562,18 @@
             <w:pPr>
               <w:rPr>
                 <w:bCs/>
-                <w:sz w:val="24"/>
-              </w:rPr>
-            </w:pPr>
+                <w:color w:val="000000" w:themeColor="text1"/>
+                <w:sz w:val="24"/>
+              </w:rPr>
+            </w:pPr>
+            <w:r>
+              <w:rPr>
+                <w:bCs/>
+                <w:color w:val="000000" w:themeColor="text1"/>
+                <w:sz w:val="24"/>
+              </w:rPr>
+              <w:t>20.100.42.130</w:t>
+            </w:r>
           </w:p>
         </w:tc>
       </w:tr>
@@ -2470,9 +3586,18 @@
             <w:pPr>
               <w:rPr>
                 <w:bCs/>
-                <w:sz w:val="24"/>
-              </w:rPr>
-            </w:pPr>
+                <w:color w:val="000000" w:themeColor="text1"/>
+                <w:sz w:val="24"/>
+              </w:rPr>
+            </w:pPr>
+            <w:r>
+              <w:rPr>
+                <w:bCs/>
+                <w:color w:val="000000" w:themeColor="text1"/>
+                <w:sz w:val="24"/>
+              </w:rPr>
+              <w:t>Wikipedia.com</w:t>
+            </w:r>
           </w:p>
         </w:tc>
         <w:tc>
@@ -2483,9 +3608,40 @@
             <w:pPr>
               <w:rPr>
                 <w:bCs/>
-                <w:sz w:val="24"/>
-              </w:rPr>
-            </w:pPr>
+                <w:color w:val="000000" w:themeColor="text1"/>
+                <w:sz w:val="24"/>
+                <w:lang w:val="en-US"/>
+              </w:rPr>
+            </w:pPr>
+            <w:r>
+              <w:rPr>
+                <w:bCs/>
+                <w:color w:val="000000" w:themeColor="text1"/>
+                <w:sz w:val="24"/>
+                <w:lang w:val="en-US"/>
+              </w:rPr>
+              <w:t>d4:3</w:t>
+            </w:r>
+            <w:proofErr w:type="gramStart"/>
+            <w:r>
+              <w:rPr>
+                <w:bCs/>
+                <w:color w:val="000000" w:themeColor="text1"/>
+                <w:sz w:val="24"/>
+                <w:lang w:val="en-US"/>
+              </w:rPr>
+              <w:t>d:f</w:t>
+            </w:r>
+            <w:proofErr w:type="gramEnd"/>
+            <w:r>
+              <w:rPr>
+                <w:bCs/>
+                <w:color w:val="000000" w:themeColor="text1"/>
+                <w:sz w:val="24"/>
+                <w:lang w:val="en-US"/>
+              </w:rPr>
+              <w:t>3:ce:1b:70</w:t>
+            </w:r>
           </w:p>
         </w:tc>
         <w:tc>
@@ -2496,9 +3652,20 @@
             <w:pPr>
               <w:rPr>
                 <w:bCs/>
-                <w:sz w:val="24"/>
-              </w:rPr>
-            </w:pPr>
+                <w:color w:val="000000" w:themeColor="text1"/>
+                <w:sz w:val="24"/>
+                <w:lang w:val="en-US"/>
+              </w:rPr>
+            </w:pPr>
+            <w:r>
+              <w:rPr>
+                <w:bCs/>
+                <w:color w:val="000000" w:themeColor="text1"/>
+                <w:sz w:val="24"/>
+                <w:lang w:val="en-US"/>
+              </w:rPr>
+              <w:t>185.15.59.226</w:t>
+            </w:r>
           </w:p>
         </w:tc>
       </w:tr>
@@ -2511,9 +3678,20 @@
             <w:pPr>
               <w:rPr>
                 <w:bCs/>
-                <w:sz w:val="24"/>
-              </w:rPr>
-            </w:pPr>
+                <w:color w:val="000000" w:themeColor="text1"/>
+                <w:sz w:val="24"/>
+                <w:lang w:val="en-US"/>
+              </w:rPr>
+            </w:pPr>
+            <w:r>
+              <w:rPr>
+                <w:bCs/>
+                <w:color w:val="000000" w:themeColor="text1"/>
+                <w:sz w:val="24"/>
+                <w:lang w:val="en-US"/>
+              </w:rPr>
+              <w:t>Zalando.no</w:t>
+            </w:r>
           </w:p>
         </w:tc>
         <w:tc>
@@ -2524,9 +3702,40 @@
             <w:pPr>
               <w:rPr>
                 <w:bCs/>
-                <w:sz w:val="24"/>
-              </w:rPr>
-            </w:pPr>
+                <w:color w:val="000000" w:themeColor="text1"/>
+                <w:sz w:val="24"/>
+                <w:lang w:val="en-US"/>
+              </w:rPr>
+            </w:pPr>
+            <w:r>
+              <w:rPr>
+                <w:bCs/>
+                <w:color w:val="000000" w:themeColor="text1"/>
+                <w:sz w:val="24"/>
+                <w:lang w:val="en-US"/>
+              </w:rPr>
+              <w:t>d4:3</w:t>
+            </w:r>
+            <w:proofErr w:type="gramStart"/>
+            <w:r>
+              <w:rPr>
+                <w:bCs/>
+                <w:color w:val="000000" w:themeColor="text1"/>
+                <w:sz w:val="24"/>
+                <w:lang w:val="en-US"/>
+              </w:rPr>
+              <w:t>d:f</w:t>
+            </w:r>
+            <w:proofErr w:type="gramEnd"/>
+            <w:r>
+              <w:rPr>
+                <w:bCs/>
+                <w:color w:val="000000" w:themeColor="text1"/>
+                <w:sz w:val="24"/>
+                <w:lang w:val="en-US"/>
+              </w:rPr>
+              <w:t>3:ce:1b:70</w:t>
+            </w:r>
           </w:p>
         </w:tc>
         <w:tc>
@@ -2537,9 +3746,20 @@
             <w:pPr>
               <w:rPr>
                 <w:bCs/>
-                <w:sz w:val="24"/>
-              </w:rPr>
-            </w:pPr>
+                <w:color w:val="000000" w:themeColor="text1"/>
+                <w:sz w:val="24"/>
+                <w:lang w:val="en-US"/>
+              </w:rPr>
+            </w:pPr>
+            <w:r>
+              <w:rPr>
+                <w:bCs/>
+                <w:color w:val="000000" w:themeColor="text1"/>
+                <w:sz w:val="24"/>
+                <w:lang w:val="en-US"/>
+              </w:rPr>
+              <w:t>3.174.18.116</w:t>
+            </w:r>
           </w:p>
         </w:tc>
       </w:tr>
@@ -2552,9 +3772,20 @@
             <w:pPr>
               <w:rPr>
                 <w:bCs/>
-                <w:sz w:val="24"/>
-              </w:rPr>
-            </w:pPr>
+                <w:color w:val="000000" w:themeColor="text1"/>
+                <w:sz w:val="24"/>
+                <w:lang w:val="en-US"/>
+              </w:rPr>
+            </w:pPr>
+            <w:r>
+              <w:rPr>
+                <w:bCs/>
+                <w:color w:val="000000" w:themeColor="text1"/>
+                <w:sz w:val="24"/>
+                <w:lang w:val="en-US"/>
+              </w:rPr>
+              <w:t>Boxrec.com</w:t>
+            </w:r>
           </w:p>
         </w:tc>
         <w:tc>
@@ -2565,9 +3796,40 @@
             <w:pPr>
               <w:rPr>
                 <w:bCs/>
-                <w:sz w:val="24"/>
-              </w:rPr>
-            </w:pPr>
+                <w:color w:val="000000" w:themeColor="text1"/>
+                <w:sz w:val="24"/>
+                <w:lang w:val="en-US"/>
+              </w:rPr>
+            </w:pPr>
+            <w:r>
+              <w:rPr>
+                <w:bCs/>
+                <w:color w:val="000000" w:themeColor="text1"/>
+                <w:sz w:val="24"/>
+                <w:lang w:val="en-US"/>
+              </w:rPr>
+              <w:t>d4:3</w:t>
+            </w:r>
+            <w:proofErr w:type="gramStart"/>
+            <w:r>
+              <w:rPr>
+                <w:bCs/>
+                <w:color w:val="000000" w:themeColor="text1"/>
+                <w:sz w:val="24"/>
+                <w:lang w:val="en-US"/>
+              </w:rPr>
+              <w:t>d:f</w:t>
+            </w:r>
+            <w:proofErr w:type="gramEnd"/>
+            <w:r>
+              <w:rPr>
+                <w:bCs/>
+                <w:color w:val="000000" w:themeColor="text1"/>
+                <w:sz w:val="24"/>
+                <w:lang w:val="en-US"/>
+              </w:rPr>
+              <w:t>3:ce:1b:70</w:t>
+            </w:r>
           </w:p>
         </w:tc>
         <w:tc>
@@ -2578,9 +3840,20 @@
             <w:pPr>
               <w:rPr>
                 <w:bCs/>
-                <w:sz w:val="24"/>
-              </w:rPr>
-            </w:pPr>
+                <w:color w:val="000000" w:themeColor="text1"/>
+                <w:sz w:val="24"/>
+                <w:lang w:val="en-US"/>
+              </w:rPr>
+            </w:pPr>
+            <w:r>
+              <w:rPr>
+                <w:bCs/>
+                <w:color w:val="000000" w:themeColor="text1"/>
+                <w:sz w:val="24"/>
+                <w:lang w:val="en-US"/>
+              </w:rPr>
+              <w:t>172.66.170.223</w:t>
+            </w:r>
           </w:p>
         </w:tc>
       </w:tr>
@@ -2593,9 +3866,20 @@
             <w:pPr>
               <w:rPr>
                 <w:bCs/>
-                <w:sz w:val="24"/>
-              </w:rPr>
-            </w:pPr>
+                <w:color w:val="000000" w:themeColor="text1"/>
+                <w:sz w:val="24"/>
+                <w:lang w:val="en-US"/>
+              </w:rPr>
+            </w:pPr>
+            <w:r>
+              <w:rPr>
+                <w:bCs/>
+                <w:color w:val="000000" w:themeColor="text1"/>
+                <w:sz w:val="24"/>
+                <w:lang w:val="en-US"/>
+              </w:rPr>
+              <w:t>Github.com</w:t>
+            </w:r>
           </w:p>
         </w:tc>
         <w:tc>
@@ -2606,9 +3890,40 @@
             <w:pPr>
               <w:rPr>
                 <w:bCs/>
-                <w:sz w:val="24"/>
-              </w:rPr>
-            </w:pPr>
+                <w:color w:val="000000" w:themeColor="text1"/>
+                <w:sz w:val="24"/>
+                <w:lang w:val="en-US"/>
+              </w:rPr>
+            </w:pPr>
+            <w:r>
+              <w:rPr>
+                <w:bCs/>
+                <w:color w:val="000000" w:themeColor="text1"/>
+                <w:sz w:val="24"/>
+                <w:lang w:val="en-US"/>
+              </w:rPr>
+              <w:t>d4:3</w:t>
+            </w:r>
+            <w:proofErr w:type="gramStart"/>
+            <w:r>
+              <w:rPr>
+                <w:bCs/>
+                <w:color w:val="000000" w:themeColor="text1"/>
+                <w:sz w:val="24"/>
+                <w:lang w:val="en-US"/>
+              </w:rPr>
+              <w:t>d:f</w:t>
+            </w:r>
+            <w:proofErr w:type="gramEnd"/>
+            <w:r>
+              <w:rPr>
+                <w:bCs/>
+                <w:color w:val="000000" w:themeColor="text1"/>
+                <w:sz w:val="24"/>
+                <w:lang w:val="en-US"/>
+              </w:rPr>
+              <w:t>3:ce:1b:70</w:t>
+            </w:r>
           </w:p>
         </w:tc>
         <w:tc>
@@ -2619,9 +3934,20 @@
             <w:pPr>
               <w:rPr>
                 <w:bCs/>
-                <w:sz w:val="24"/>
-              </w:rPr>
-            </w:pPr>
+                <w:color w:val="000000" w:themeColor="text1"/>
+                <w:sz w:val="24"/>
+                <w:lang w:val="en-US"/>
+              </w:rPr>
+            </w:pPr>
+            <w:r>
+              <w:rPr>
+                <w:bCs/>
+                <w:color w:val="000000" w:themeColor="text1"/>
+                <w:sz w:val="24"/>
+                <w:lang w:val="en-US"/>
+              </w:rPr>
+              <w:t>140.82.121.3</w:t>
+            </w:r>
           </w:p>
         </w:tc>
       </w:tr>
@@ -2629,10 +3955,99 @@
     <w:p>
       <w:pPr>
         <w:rPr>
-          <w:b/>
-          <w:sz w:val="24"/>
-        </w:rPr>
-      </w:pPr>
+          <w:bCs/>
+          <w:color w:val="000000" w:themeColor="text1"/>
+          <w:sz w:val="24"/>
+        </w:rPr>
+      </w:pPr>
+      <w:r>
+        <w:rPr>
+          <w:bCs/>
+          <w:color w:val="000000" w:themeColor="text1"/>
+          <w:sz w:val="24"/>
+        </w:rPr>
+        <w:t xml:space="preserve">Sitter på same </w:t>
+      </w:r>
+      <w:proofErr w:type="spellStart"/>
+      <w:r>
+        <w:rPr>
+          <w:bCs/>
+          <w:color w:val="000000" w:themeColor="text1"/>
+          <w:sz w:val="24"/>
+        </w:rPr>
+        <w:t>net</w:t>
+      </w:r>
+      <w:proofErr w:type="spellEnd"/>
+      <w:r>
+        <w:rPr>
+          <w:bCs/>
+          <w:color w:val="000000" w:themeColor="text1"/>
+          <w:sz w:val="24"/>
+        </w:rPr>
+        <w:t xml:space="preserve"> når jeg gjordet oppgaven og dermed får same </w:t>
+      </w:r>
+      <w:proofErr w:type="spellStart"/>
+      <w:r>
+        <w:rPr>
+          <w:bCs/>
+          <w:color w:val="000000" w:themeColor="text1"/>
+          <w:sz w:val="24"/>
+        </w:rPr>
+        <w:t>Dst</w:t>
+      </w:r>
+      <w:proofErr w:type="spellEnd"/>
+      <w:r>
+        <w:rPr>
+          <w:bCs/>
+          <w:color w:val="000000" w:themeColor="text1"/>
+          <w:sz w:val="24"/>
+        </w:rPr>
+        <w:t xml:space="preserve"> MAC </w:t>
+      </w:r>
+      <w:proofErr w:type="spellStart"/>
+      <w:r>
+        <w:rPr>
+          <w:bCs/>
+          <w:color w:val="000000" w:themeColor="text1"/>
+          <w:sz w:val="24"/>
+        </w:rPr>
+        <w:t>addresse</w:t>
+      </w:r>
+      <w:proofErr w:type="spellEnd"/>
+      <w:r>
+        <w:rPr>
+          <w:bCs/>
+          <w:color w:val="000000" w:themeColor="text1"/>
+          <w:sz w:val="24"/>
+        </w:rPr>
+        <w:t xml:space="preserve"> da </w:t>
+      </w:r>
+      <w:r>
+        <w:rPr>
+          <w:bCs/>
+          <w:color w:val="000000" w:themeColor="text1"/>
+          <w:sz w:val="24"/>
+        </w:rPr>
+        <w:t xml:space="preserve">det representerer </w:t>
+      </w:r>
+      <w:proofErr w:type="spellStart"/>
+      <w:r>
+        <w:rPr>
+          <w:bCs/>
+          <w:color w:val="000000" w:themeColor="text1"/>
+          <w:sz w:val="24"/>
+        </w:rPr>
+        <w:t>routeren</w:t>
+      </w:r>
+      <w:proofErr w:type="spellEnd"/>
+      <w:r>
+        <w:rPr>
+          <w:bCs/>
+          <w:color w:val="000000" w:themeColor="text1"/>
+          <w:sz w:val="24"/>
+        </w:rPr>
+        <w:t>.</w:t>
+      </w:r>
     </w:p>
     <w:p>
       <w:pPr>
@@ -2643,12 +4058,14 @@
         </w:numPr>
         <w:rPr>
           <w:bCs/>
-          <w:sz w:val="24"/>
-        </w:rPr>
-      </w:pPr>
-      <w:r>
-        <w:rPr>
-          <w:bCs/>
+          <w:color w:val="000000" w:themeColor="text1"/>
+          <w:sz w:val="24"/>
+        </w:rPr>
+      </w:pPr>
+      <w:r>
+        <w:rPr>
+          <w:bCs/>
+          <w:color w:val="000000" w:themeColor="text1"/>
           <w:sz w:val="24"/>
         </w:rPr>
         <w:t>Hvilken enhet</w:t>
@@ -2656,6 +4073,7 @@
       <w:r>
         <w:rPr>
           <w:bCs/>
+          <w:color w:val="000000" w:themeColor="text1"/>
           <w:sz w:val="24"/>
         </w:rPr>
         <w:t xml:space="preserve"> </w:t>
@@ -2663,6 +4081,7 @@
       <w:r>
         <w:rPr>
           <w:bCs/>
+          <w:color w:val="000000" w:themeColor="text1"/>
           <w:sz w:val="24"/>
         </w:rPr>
         <w:t xml:space="preserve">er det som har </w:t>
@@ -2670,6 +4089,7 @@
       <w:r>
         <w:rPr>
           <w:bCs/>
+          <w:color w:val="000000" w:themeColor="text1"/>
           <w:sz w:val="24"/>
         </w:rPr>
         <w:t>MAC-adresse</w:t>
@@ -2677,6 +4097,7 @@
       <w:r>
         <w:rPr>
           <w:bCs/>
+          <w:color w:val="000000" w:themeColor="text1"/>
           <w:sz w:val="24"/>
         </w:rPr>
         <w:t>n</w:t>
@@ -2684,6 +4105,7 @@
       <w:r>
         <w:rPr>
           <w:bCs/>
+          <w:color w:val="000000" w:themeColor="text1"/>
           <w:sz w:val="24"/>
         </w:rPr>
         <w:t xml:space="preserve"> </w:t>
@@ -2691,6 +4113,7 @@
       <w:r>
         <w:rPr>
           <w:bCs/>
+          <w:color w:val="000000" w:themeColor="text1"/>
           <w:sz w:val="24"/>
         </w:rPr>
         <w:t>som pakken sendes til</w:t>
@@ -2698,6 +4121,7 @@
       <w:r>
         <w:rPr>
           <w:bCs/>
+          <w:color w:val="000000" w:themeColor="text1"/>
           <w:sz w:val="24"/>
         </w:rPr>
         <w:t>?</w:t>
@@ -2705,6 +4129,7 @@
       <w:r>
         <w:rPr>
           <w:bCs/>
+          <w:color w:val="000000" w:themeColor="text1"/>
           <w:sz w:val="24"/>
         </w:rPr>
         <w:t xml:space="preserve"> </w:t>
@@ -2714,33 +4139,22 @@
       <w:pPr>
         <w:rPr>
           <w:bCs/>
-          <w:sz w:val="24"/>
-        </w:rPr>
-      </w:pPr>
-      <w:r>
-        <w:rPr>
-          <w:bCs/>
-          <w:sz w:val="24"/>
-        </w:rPr>
-        <w:t>For å finne/verifisere svaret kan man undersøke ARP-tabell</w:t>
-      </w:r>
-      <w:r>
-        <w:rPr>
-          <w:bCs/>
-          <w:sz w:val="24"/>
-        </w:rPr>
-        <w:t xml:space="preserve"> på egen PC</w:t>
-      </w:r>
-      <w:r>
-        <w:rPr>
-          <w:bCs/>
-          <w:sz w:val="24"/>
-        </w:rPr>
-        <w:t xml:space="preserve">. Denne tabellen viser </w:t>
-      </w:r>
-      <w:r>
-        <w:rPr>
-          <w:bCs/>
+          <w:color w:val="000000" w:themeColor="text1"/>
+          <w:sz w:val="24"/>
+        </w:rPr>
+      </w:pPr>
+      <w:r>
+        <w:rPr>
+          <w:bCs/>
+          <w:color w:val="000000" w:themeColor="text1"/>
+          <w:sz w:val="24"/>
+        </w:rPr>
+        <w:t xml:space="preserve">For å finne/verifisere svaret kan man undersøke ARP-tabell på egen PC. Denne tabellen viser </w:t>
+      </w:r>
+      <w:r>
+        <w:rPr>
+          <w:bCs/>
+          <w:color w:val="000000" w:themeColor="text1"/>
           <w:sz w:val="24"/>
         </w:rPr>
         <w:t xml:space="preserve">en oversikt som knytter MAC-adresser til </w:t>
@@ -2748,6 +4162,7 @@
       <w:r>
         <w:rPr>
           <w:bCs/>
+          <w:color w:val="000000" w:themeColor="text1"/>
           <w:sz w:val="24"/>
         </w:rPr>
         <w:t xml:space="preserve">aktuelle </w:t>
@@ -2755,6 +4170,7 @@
       <w:r>
         <w:rPr>
           <w:bCs/>
+          <w:color w:val="000000" w:themeColor="text1"/>
           <w:sz w:val="24"/>
         </w:rPr>
         <w:t>IP-adresser.</w:t>
@@ -2762,6 +4178,7 @@
       <w:r>
         <w:rPr>
           <w:bCs/>
+          <w:color w:val="000000" w:themeColor="text1"/>
           <w:sz w:val="24"/>
         </w:rPr>
         <w:t xml:space="preserve"> Her vil det vises en </w:t>
@@ -2769,6 +4186,7 @@
       <w:r>
         <w:rPr>
           <w:bCs/>
+          <w:color w:val="000000" w:themeColor="text1"/>
           <w:sz w:val="24"/>
         </w:rPr>
         <w:t xml:space="preserve">«kjent» </w:t>
@@ -2776,6 +4194,7 @@
       <w:r>
         <w:rPr>
           <w:bCs/>
+          <w:color w:val="000000" w:themeColor="text1"/>
           <w:sz w:val="24"/>
         </w:rPr>
         <w:t>IP-adresse</w:t>
@@ -2783,6 +4202,7 @@
       <w:r>
         <w:rPr>
           <w:bCs/>
+          <w:color w:val="000000" w:themeColor="text1"/>
           <w:sz w:val="24"/>
         </w:rPr>
         <w:t xml:space="preserve"> for denne MAC-adressen. </w:t>
@@ -2790,6 +4210,7 @@
       <w:r>
         <w:rPr>
           <w:bCs/>
+          <w:color w:val="000000" w:themeColor="text1"/>
           <w:sz w:val="24"/>
         </w:rPr>
         <w:t>Slik søker man egen ARP-tabell</w:t>
@@ -2797,6 +4218,7 @@
       <w:r>
         <w:rPr>
           <w:bCs/>
+          <w:color w:val="000000" w:themeColor="text1"/>
           <w:sz w:val="24"/>
         </w:rPr>
         <w:t>:</w:t>
@@ -2804,6 +4226,7 @@
       <w:r>
         <w:rPr>
           <w:bCs/>
+          <w:color w:val="000000" w:themeColor="text1"/>
           <w:sz w:val="24"/>
         </w:rPr>
         <w:t xml:space="preserve"> </w:t>
@@ -2812,6 +4235,7 @@
       <w:r>
         <w:rPr>
           <w:bCs/>
+          <w:color w:val="000000" w:themeColor="text1"/>
           <w:sz w:val="24"/>
         </w:rPr>
         <w:t>Cmd</w:t>
@@ -2820,6 +4244,7 @@
       <w:r>
         <w:rPr>
           <w:bCs/>
+          <w:color w:val="000000" w:themeColor="text1"/>
           <w:sz w:val="24"/>
         </w:rPr>
         <w:t xml:space="preserve">&gt;arp -a </w:t>
@@ -2827,17 +4252,46 @@
     </w:p>
     <w:p>
       <w:pPr>
-        <w:rPr>
-          <w:b/>
-          <w:sz w:val="24"/>
-        </w:rPr>
-      </w:pPr>
-      <w:r>
-        <w:rPr>
-          <w:bCs/>
+        <w:ind w:left="708" w:hanging="708"/>
+        <w:rPr>
+          <w:bCs/>
+          <w:color w:val="000000" w:themeColor="text1"/>
+          <w:sz w:val="24"/>
+        </w:rPr>
+      </w:pPr>
+      <w:r>
+        <w:rPr>
+          <w:bCs/>
+          <w:color w:val="000000" w:themeColor="text1"/>
           <w:sz w:val="24"/>
         </w:rPr>
         <w:t xml:space="preserve">Og enheten som har MAC-adressen hvor pakkene sendes til er: </w:t>
+      </w:r>
+      <w:r>
+        <w:rPr>
+          <w:bCs/>
+          <w:color w:val="000000" w:themeColor="text1"/>
+          <w:sz w:val="24"/>
+        </w:rPr>
+        <w:t>d4:3</w:t>
+      </w:r>
+      <w:proofErr w:type="gramStart"/>
+      <w:r>
+        <w:rPr>
+          <w:bCs/>
+          <w:color w:val="000000" w:themeColor="text1"/>
+          <w:sz w:val="24"/>
+        </w:rPr>
+        <w:t>d:f</w:t>
+      </w:r>
+      <w:proofErr w:type="gramEnd"/>
+      <w:r>
+        <w:rPr>
+          <w:bCs/>
+          <w:color w:val="000000" w:themeColor="text1"/>
+          <w:sz w:val="24"/>
+        </w:rPr>
+        <w:t>3:ce:1b:70</w:t>
       </w:r>
     </w:p>
     <w:sectPr>
@@ -2850,6 +4304,56 @@
 </w:document>
 </file>
 
+<file path=word/endnotes.xml><?xml version="1.0" encoding="utf-8"?>
+<w:endnotes xmlns:wpc="http://schemas.microsoft.com/office/word/2010/wordprocessingCanvas" xmlns:cx="http://schemas.microsoft.com/office/drawing/2014/chartex" xmlns:cx1="http://schemas.microsoft.com/office/drawing/2015/9/8/chartex" xmlns:cx2="http://schemas.microsoft.com/office/drawing/2015/10/21/chartex" xmlns:cx3="http://schemas.microsoft.com/office/drawing/2016/5/9/chartex" xmlns:cx4="http://schemas.microsoft.com/office/drawing/2016/5/10/chartex" xmlns:cx5="http://schemas.microsoft.com/office/drawing/2016/5/11/chartex" xmlns:cx6="http://schemas.microsoft.com/office/drawing/2016/5/12/chartex" xmlns:cx7="http://schemas.microsoft.com/office/drawing/2016/5/13/chartex" xmlns:cx8="http://schemas.microsoft.com/office/drawing/2016/5/14/chartex" xmlns:mc="http://schemas.openxmlformats.org/markup-compatibility/2006" xmlns:aink="http://schemas.microsoft.com/office/drawing/2016/ink" xmlns:am3d="http://schemas.microsoft.com/office/drawing/2017/model3d" xmlns:o="urn:schemas-microsoft-com:office:office" xmlns:oel="http://schemas.microsoft.com/office/2019/extlst" xmlns:r="http://schemas.openxmlformats.org/officeDocument/2006/relationships" xmlns:m="http://schemas.openxmlformats.org/officeDocument/2006/math" xmlns:v="urn:schemas-microsoft-com:vml" xmlns:wp14="http://schemas.microsoft.com/office/word/2010/wordprocessingDrawing" xmlns:wp="http://schemas.openxmlformats.org/drawingml/2006/wordprocessingDrawing" xmlns:w10="urn:schemas-microsoft-com:office:word" xmlns:w="http://schemas.openxmlformats.org/wordprocessingml/2006/main" xmlns:w14="http://schemas.microsoft.com/office/word/2010/wordml" xmlns:w15="http://schemas.microsoft.com/office/word/2012/wordml" xmlns:w16cex="http://schemas.microsoft.com/office/word/2018/wordml/cex" xmlns:w16cid="http://schemas.microsoft.com/office/word/2016/wordml/cid" xmlns:w16="http://schemas.microsoft.com/office/word/2018/wordml" xmlns:w16du="http://schemas.microsoft.com/office/word/2023/wordml/word16du" xmlns:w16sdtdh="http://schemas.microsoft.com/office/word/2020/wordml/sdtdatahash" xmlns:w16se="http://schemas.microsoft.com/office/word/2015/wordml/symex" xmlns:wpg="http://schemas.microsoft.com/office/word/2010/wordprocessingGroup" xmlns:wpi="http://schemas.microsoft.com/office/word/2010/wordprocessingInk" xmlns:wne="http://schemas.microsoft.com/office/word/2006/wordml" xmlns:wps="http://schemas.microsoft.com/office/word/2010/wordprocessingShape" mc:Ignorable="w14 w15 w16se w16cid w16 w16cex w16sdtdh w16du wp14">
+  <w:endnote w:type="separator" w:id="-1">
+    <w:p>
+      <w:pPr>
+        <w:spacing w:after="0" w:line="240" w:lineRule="auto"/>
+      </w:pPr>
+      <w:r>
+        <w:separator/>
+      </w:r>
+    </w:p>
+  </w:endnote>
+  <w:endnote w:type="continuationSeparator" w:id="0">
+    <w:p>
+      <w:pPr>
+        <w:spacing w:after="0" w:line="240" w:lineRule="auto"/>
+      </w:pPr>
+      <w:r>
+        <w:continuationSeparator/>
+      </w:r>
+    </w:p>
+  </w:endnote>
+</w:endnotes>
+</file>
+
+<file path=word/footnotes.xml><?xml version="1.0" encoding="utf-8"?>
+<w:footnotes xmlns:wpc="http://schemas.microsoft.com/office/word/2010/wordprocessingCanvas" xmlns:cx="http://schemas.microsoft.com/office/drawing/2014/chartex" xmlns:cx1="http://schemas.microsoft.com/office/drawing/2015/9/8/chartex" xmlns:cx2="http://schemas.microsoft.com/office/drawing/2015/10/21/chartex" xmlns:cx3="http://schemas.microsoft.com/office/drawing/2016/5/9/chartex" xmlns:cx4="http://schemas.microsoft.com/office/drawing/2016/5/10/chartex" xmlns:cx5="http://schemas.microsoft.com/office/drawing/2016/5/11/chartex" xmlns:cx6="http://schemas.microsoft.com/office/drawing/2016/5/12/chartex" xmlns:cx7="http://schemas.microsoft.com/office/drawing/2016/5/13/chartex" xmlns:cx8="http://schemas.microsoft.com/office/drawing/2016/5/14/chartex" xmlns:mc="http://schemas.openxmlformats.org/markup-compatibility/2006" xmlns:aink="http://schemas.microsoft.com/office/drawing/2016/ink" xmlns:am3d="http://schemas.microsoft.com/office/drawing/2017/model3d" xmlns:o="urn:schemas-microsoft-com:office:office" xmlns:oel="http://schemas.microsoft.com/office/2019/extlst" xmlns:r="http://schemas.openxmlformats.org/officeDocument/2006/relationships" xmlns:m="http://schemas.openxmlformats.org/officeDocument/2006/math" xmlns:v="urn:schemas-microsoft-com:vml" xmlns:wp14="http://schemas.microsoft.com/office/word/2010/wordprocessingDrawing" xmlns:wp="http://schemas.openxmlformats.org/drawingml/2006/wordprocessingDrawing" xmlns:w10="urn:schemas-microsoft-com:office:word" xmlns:w="http://schemas.openxmlformats.org/wordprocessingml/2006/main" xmlns:w14="http://schemas.microsoft.com/office/word/2010/wordml" xmlns:w15="http://schemas.microsoft.com/office/word/2012/wordml" xmlns:w16cex="http://schemas.microsoft.com/office/word/2018/wordml/cex" xmlns:w16cid="http://schemas.microsoft.com/office/word/2016/wordml/cid" xmlns:w16="http://schemas.microsoft.com/office/word/2018/wordml" xmlns:w16du="http://schemas.microsoft.com/office/word/2023/wordml/word16du" xmlns:w16sdtdh="http://schemas.microsoft.com/office/word/2020/wordml/sdtdatahash" xmlns:w16se="http://schemas.microsoft.com/office/word/2015/wordml/symex" xmlns:wpg="http://schemas.microsoft.com/office/word/2010/wordprocessingGroup" xmlns:wpi="http://schemas.microsoft.com/office/word/2010/wordprocessingInk" xmlns:wne="http://schemas.microsoft.com/office/word/2006/wordml" xmlns:wps="http://schemas.microsoft.com/office/word/2010/wordprocessingShape" mc:Ignorable="w14 w15 w16se w16cid w16 w16cex w16sdtdh w16du wp14">
+  <w:footnote w:type="separator" w:id="-1">
+    <w:p>
+      <w:pPr>
+        <w:spacing w:after="0" w:line="240" w:lineRule="auto"/>
+      </w:pPr>
+      <w:r>
+        <w:separator/>
+      </w:r>
+    </w:p>
+  </w:footnote>
+  <w:footnote w:type="continuationSeparator" w:id="0">
+    <w:p>
+      <w:pPr>
+        <w:spacing w:after="0" w:line="240" w:lineRule="auto"/>
+      </w:pPr>
+      <w:r>
+        <w:continuationSeparator/>
+      </w:r>
+    </w:p>
+  </w:footnote>
+</w:footnotes>
+</file>
+
 <file path=word/numbering.xml><?xml version="1.0" encoding="utf-8"?>
 <w:numbering xmlns:wpc="http://schemas.microsoft.com/office/word/2010/wordprocessingCanvas" xmlns:cx="http://schemas.microsoft.com/office/drawing/2014/chartex" xmlns:cx1="http://schemas.microsoft.com/office/drawing/2015/9/8/chartex" xmlns:cx2="http://schemas.microsoft.com/office/drawing/2015/10/21/chartex" xmlns:cx3="http://schemas.microsoft.com/office/drawing/2016/5/9/chartex" xmlns:cx4="http://schemas.microsoft.com/office/drawing/2016/5/10/chartex" xmlns:cx5="http://schemas.microsoft.com/office/drawing/2016/5/11/chartex" xmlns:cx6="http://schemas.microsoft.com/office/drawing/2016/5/12/chartex" xmlns:cx7="http://schemas.microsoft.com/office/drawing/2016/5/13/chartex" xmlns:cx8="http://schemas.microsoft.com/office/drawing/2016/5/14/chartex" xmlns:mc="http://schemas.openxmlformats.org/markup-compatibility/2006" xmlns:aink="http://schemas.microsoft.com/office/drawing/2016/ink" xmlns:am3d="http://schemas.microsoft.com/office/drawing/2017/model3d" xmlns:o="urn:schemas-microsoft-com:office:office" xmlns:oel="http://schemas.microsoft.com/office/2019/extlst" xmlns:r="http://schemas.openxmlformats.org/officeDocument/2006/relationships" xmlns:m="http://schemas.openxmlformats.org/officeDocument/2006/math" xmlns:v="urn:schemas-microsoft-com:vml" xmlns:wp14="http://schemas.microsoft.com/office/word/2010/wordprocessingDrawing" xmlns:wp="http://schemas.openxmlformats.org/drawingml/2006/wordprocessingDrawing" xmlns:w10="urn:schemas-microsoft-com:office:word" xmlns:w="http://schemas.openxmlformats.org/wordprocessingml/2006/main" xmlns:w14="http://schemas.microsoft.com/office/word/2010/wordml" xmlns:w15="http://schemas.microsoft.com/office/word/2012/wordml" xmlns:w16cex="http://schemas.microsoft.com/office/word/2018/wordml/cex" xmlns:w16cid="http://schemas.microsoft.com/office/word/2016/wordml/cid" xmlns:w16="http://schemas.microsoft.com/office/word/2018/wordml" xmlns:w16du="http://schemas.microsoft.com/office/word/2023/wordml/word16du" xmlns:w16sdtdh="http://schemas.microsoft.com/office/word/2020/wordml/sdtdatahash" xmlns:w16se="http://schemas.microsoft.com/office/word/2015/wordml/symex" xmlns:wpg="http://schemas.microsoft.com/office/word/2010/wordprocessingGroup" xmlns:wpi="http://schemas.microsoft.com/office/word/2010/wordprocessingInk" xmlns:wne="http://schemas.microsoft.com/office/word/2006/wordml" xmlns:wps="http://schemas.microsoft.com/office/word/2010/wordprocessingShape" mc:Ignorable="w14 w15 w16se w16cid w16 w16cex w16sdtdh w16du wp14">
   <w:abstractNum w:abstractNumId="0" w15:restartNumberingAfterBreak="0">
@@ -3966,6 +5470,119 @@
     </w:lvl>
   </w:abstractNum>
   <w:abstractNum w:abstractNumId="11" w15:restartNumberingAfterBreak="0">
+    <w:nsid w:val="701D5367"/>
+    <w:multiLevelType w:val="hybridMultilevel"/>
+    <w:tmpl w:val="5FBAFF3E"/>
+    <w:lvl w:ilvl="0" w:tplc="31B67A90">
+      <w:start w:val="10"/>
+      <w:numFmt w:val="bullet"/>
+      <w:lvlText w:val="-"/>
+      <w:lvlJc w:val="left"/>
+      <w:pPr>
+        <w:ind w:left="720" w:hanging="360"/>
+      </w:pPr>
+      <w:rPr>
+        <w:rFonts w:ascii="Calibri" w:eastAsiaTheme="minorHAnsi" w:hAnsi="Calibri" w:cs="Calibri" w:hint="default"/>
+      </w:rPr>
+    </w:lvl>
+    <w:lvl w:ilvl="1" w:tplc="08090003" w:tentative="1">
+      <w:start w:val="1"/>
+      <w:numFmt w:val="bullet"/>
+      <w:lvlText w:val="o"/>
+      <w:lvlJc w:val="left"/>
+      <w:pPr>
+        <w:ind w:left="1440" w:hanging="360"/>
+      </w:pPr>
+      <w:rPr>
+        <w:rFonts w:ascii="Courier New" w:hAnsi="Courier New" w:hint="default"/>
+      </w:rPr>
+    </w:lvl>
+    <w:lvl w:ilvl="2" w:tplc="08090005" w:tentative="1">
+      <w:start w:val="1"/>
+      <w:numFmt w:val="bullet"/>
+      <w:lvlText w:val=""/>
+      <w:lvlJc w:val="left"/>
+      <w:pPr>
+        <w:ind w:left="2160" w:hanging="360"/>
+      </w:pPr>
+      <w:rPr>
+        <w:rFonts w:ascii="Wingdings" w:hAnsi="Wingdings" w:hint="default"/>
+      </w:rPr>
+    </w:lvl>
+    <w:lvl w:ilvl="3" w:tplc="08090001" w:tentative="1">
+      <w:start w:val="1"/>
+      <w:numFmt w:val="bullet"/>
+      <w:lvlText w:val=""/>
+      <w:lvlJc w:val="left"/>
+      <w:pPr>
+        <w:ind w:left="2880" w:hanging="360"/>
+      </w:pPr>
+      <w:rPr>
+        <w:rFonts w:ascii="Symbol" w:hAnsi="Symbol" w:hint="default"/>
+      </w:rPr>
+    </w:lvl>
+    <w:lvl w:ilvl="4" w:tplc="08090003" w:tentative="1">
+      <w:start w:val="1"/>
+      <w:numFmt w:val="bullet"/>
+      <w:lvlText w:val="o"/>
+      <w:lvlJc w:val="left"/>
+      <w:pPr>
+        <w:ind w:left="3600" w:hanging="360"/>
+      </w:pPr>
+      <w:rPr>
+        <w:rFonts w:ascii="Courier New" w:hAnsi="Courier New" w:hint="default"/>
+      </w:rPr>
+    </w:lvl>
+    <w:lvl w:ilvl="5" w:tplc="08090005" w:tentative="1">
+      <w:start w:val="1"/>
+      <w:numFmt w:val="bullet"/>
+      <w:lvlText w:val=""/>
+      <w:lvlJc w:val="left"/>
+      <w:pPr>
+        <w:ind w:left="4320" w:hanging="360"/>
+      </w:pPr>
+      <w:rPr>
+        <w:rFonts w:ascii="Wingdings" w:hAnsi="Wingdings" w:hint="default"/>
+      </w:rPr>
+    </w:lvl>
+    <w:lvl w:ilvl="6" w:tplc="08090001" w:tentative="1">
+      <w:start w:val="1"/>
+      <w:numFmt w:val="bullet"/>
+      <w:lvlText w:val=""/>
+      <w:lvlJc w:val="left"/>
+      <w:pPr>
+        <w:ind w:left="5040" w:hanging="360"/>
+      </w:pPr>
+      <w:rPr>
+        <w:rFonts w:ascii="Symbol" w:hAnsi="Symbol" w:hint="default"/>
+      </w:rPr>
+    </w:lvl>
+    <w:lvl w:ilvl="7" w:tplc="08090003" w:tentative="1">
+      <w:start w:val="1"/>
+      <w:numFmt w:val="bullet"/>
+      <w:lvlText w:val="o"/>
+      <w:lvlJc w:val="left"/>
+      <w:pPr>
+        <w:ind w:left="5760" w:hanging="360"/>
+      </w:pPr>
+      <w:rPr>
+        <w:rFonts w:ascii="Courier New" w:hAnsi="Courier New" w:hint="default"/>
+      </w:rPr>
+    </w:lvl>
+    <w:lvl w:ilvl="8" w:tplc="08090005" w:tentative="1">
+      <w:start w:val="1"/>
+      <w:numFmt w:val="bullet"/>
+      <w:lvlText w:val=""/>
+      <w:lvlJc w:val="left"/>
+      <w:pPr>
+        <w:ind w:left="6480" w:hanging="360"/>
+      </w:pPr>
+      <w:rPr>
+        <w:rFonts w:ascii="Wingdings" w:hAnsi="Wingdings" w:hint="default"/>
+      </w:rPr>
+    </w:lvl>
+  </w:abstractNum>
+  <w:abstractNum w:abstractNumId="12" w15:restartNumberingAfterBreak="0">
     <w:nsid w:val="79255E82"/>
     <w:multiLevelType w:val="hybridMultilevel"/>
     <w:tmpl w:val="C96E311C"/>
@@ -4078,7 +5695,7 @@
       </w:rPr>
     </w:lvl>
   </w:abstractNum>
-  <w:abstractNum w:abstractNumId="12" w15:restartNumberingAfterBreak="0">
+  <w:abstractNum w:abstractNumId="13" w15:restartNumberingAfterBreak="0">
     <w:nsid w:val="7D64489A"/>
     <w:multiLevelType w:val="hybridMultilevel"/>
     <w:tmpl w:val="1D42F830"/>
@@ -4198,7 +5815,7 @@
     <w:abstractNumId w:val="4"/>
   </w:num>
   <w:num w:numId="3" w16cid:durableId="930041964">
-    <w:abstractNumId w:val="11"/>
+    <w:abstractNumId w:val="12"/>
   </w:num>
   <w:num w:numId="4" w16cid:durableId="1474715297">
     <w:abstractNumId w:val="10"/>
@@ -4213,7 +5830,7 @@
     <w:abstractNumId w:val="6"/>
   </w:num>
   <w:num w:numId="8" w16cid:durableId="1903255258">
-    <w:abstractNumId w:val="12"/>
+    <w:abstractNumId w:val="13"/>
   </w:num>
   <w:num w:numId="9" w16cid:durableId="1229538931">
     <w:abstractNumId w:val="9"/>
@@ -4229,6 +5846,9 @@
   </w:num>
   <w:num w:numId="13" w16cid:durableId="382415092">
     <w:abstractNumId w:val="8"/>
+  </w:num>
+  <w:num w:numId="14" w16cid:durableId="283659025">
+    <w:abstractNumId w:val="11"/>
   </w:num>
 </w:numbering>
 </file>
@@ -4723,6 +6343,50 @@
       </w:tblBorders>
     </w:tblPr>
   </w:style>
+  <w:style w:type="paragraph" w:styleId="Header">
+    <w:name w:val="header"/>
+    <w:basedOn w:val="Normal"/>
+    <w:link w:val="HeaderChar"/>
+    <w:uiPriority w:val="99"/>
+    <w:unhideWhenUsed/>
+    <w:rsid w:val="00805A76"/>
+    <w:pPr>
+      <w:tabs>
+        <w:tab w:val="center" w:pos="4513"/>
+        <w:tab w:val="right" w:pos="9026"/>
+      </w:tabs>
+      <w:spacing w:after="0" w:line="240" w:lineRule="auto"/>
+    </w:pPr>
+  </w:style>
+  <w:style w:type="character" w:customStyle="1" w:styleId="HeaderChar">
+    <w:name w:val="Header Char"/>
+    <w:basedOn w:val="DefaultParagraphFont"/>
+    <w:link w:val="Header"/>
+    <w:uiPriority w:val="99"/>
+    <w:rsid w:val="00805A76"/>
+  </w:style>
+  <w:style w:type="paragraph" w:styleId="Footer">
+    <w:name w:val="footer"/>
+    <w:basedOn w:val="Normal"/>
+    <w:link w:val="FooterChar"/>
+    <w:uiPriority w:val="99"/>
+    <w:unhideWhenUsed/>
+    <w:rsid w:val="00805A76"/>
+    <w:pPr>
+      <w:tabs>
+        <w:tab w:val="center" w:pos="4513"/>
+        <w:tab w:val="right" w:pos="9026"/>
+      </w:tabs>
+      <w:spacing w:after="0" w:line="240" w:lineRule="auto"/>
+    </w:pPr>
+  </w:style>
+  <w:style w:type="character" w:customStyle="1" w:styleId="FooterChar">
+    <w:name w:val="Footer Char"/>
+    <w:basedOn w:val="DefaultParagraphFont"/>
+    <w:link w:val="Footer"/>
+    <w:uiPriority w:val="99"/>
+    <w:rsid w:val="00805A76"/>
+  </w:style>
 </w:styles>
 </file>
 
